--- a/Temp/MahdiCV.docx
+++ b/Temp/MahdiCV.docx
@@ -125,15 +125,13 @@
         <w:tblLook w:val="0600" w:firstRow="0" w:lastRow="0" w:firstColumn="0" w:lastColumn="0" w:noHBand="1" w:noVBand="1"/>
       </w:tblPr>
       <w:tblGrid>
-        <w:gridCol w:w="4854"/>
-        <w:gridCol w:w="5316"/>
+        <w:gridCol w:w="10170"/>
         <w:gridCol w:w="10709"/>
       </w:tblGrid>
       <w:tr>
         <w:tc>
           <w:tcPr>
             <w:tcW w:w="10170" w:type="dxa"/>
-            <w:gridSpan w:val="2"/>
           </w:tcPr>
           <w:p>
             <w:pPr>
@@ -146,7 +144,10 @@
               <w:t xml:space="preserve"> Engineer</w:t>
             </w:r>
             <w:r>
-              <w:t xml:space="preserve"> – Robotics</w:t>
+              <w:t xml:space="preserve"> – </w:t>
+            </w:r>
+            <w:r>
+              <w:t>Web Applications</w:t>
             </w:r>
           </w:p>
           <w:p>
@@ -219,26 +220,8 @@
         <w:tc>
           <w:tcPr>
             <w:tcW w:w="10170" w:type="dxa"/>
-            <w:gridSpan w:val="2"/>
           </w:tcPr>
           <w:p/>
-        </w:tc>
-        <w:tc>
-          <w:tcPr>
-            <w:tcW w:w="10709" w:type="dxa"/>
-          </w:tcPr>
-          <w:p/>
-        </w:tc>
-      </w:tr>
-      <w:tr>
-        <w:trPr>
-          <w:trHeight w:val="331"/>
-        </w:trPr>
-        <w:tc>
-          <w:tcPr>
-            <w:tcW w:w="10170" w:type="dxa"/>
-            <w:gridSpan w:val="2"/>
-          </w:tcPr>
           <w:p>
             <w:pPr>
               <w:pStyle w:val="Heading1"/>
@@ -247,7 +230,7 @@
               <w:sdtPr>
                 <w:id w:val="-1163239098"/>
                 <w:placeholder>
-                  <w:docPart w:val="249030383890425F8E7ACB9076B85EA5"/>
+                  <w:docPart w:val="E41CBD4C6997434A87EF5060A3FCF888"/>
                 </w:placeholder>
                 <w:temporary/>
                 <w:showingPlcHdr/>
@@ -266,7 +249,7 @@
               </w:sdtContent>
             </w:sdt>
             <w:r>
-              <w:t xml:space="preserve"> &amp; Projects</w:t>
+              <w:t xml:space="preserve"> &amp; Acadamics</w:t>
             </w:r>
           </w:p>
           <w:p>
@@ -274,7 +257,10 @@
               <w:pStyle w:val="Heading2"/>
             </w:pPr>
             <w:r>
-              <w:t>December 2024 – Present</w:t>
+              <w:t xml:space="preserve">December 2024 – </w:t>
+            </w:r>
+            <w:r>
+              <w:t>Present</w:t>
             </w:r>
           </w:p>
           <w:p>
@@ -294,193 +280,812 @@
               <w:jc w:val="both"/>
             </w:pPr>
             <w:r>
-              <w:t>During ……………………………………………………………………………………………………………………………</w:t>
+              <w:t>Collaborated with professionals and cross-functional teams on full-stack development projects, leveraging ASP.NET and frameworks like Angular. Gained hands-on experience with various software architectures, including N-tier and Clean Architecture, to deliver scalable and efficient solutions. Actively contributed to the development lifecycle, from requirements gathering to deployment, while ensuring adherence to industry best practices.</w:t>
+            </w:r>
+          </w:p>
+          <w:tbl>
+            <w:tblPr>
+              <w:tblW w:w="10740" w:type="pct"/>
+              <w:tblCellMar>
+                <w:left w:w="0" w:type="dxa"/>
+                <w:right w:w="0" w:type="dxa"/>
+              </w:tblCellMar>
+              <w:tblLook w:val="0600" w:firstRow="0" w:lastRow="0" w:firstColumn="0" w:lastColumn="0" w:noHBand="1" w:noVBand="1"/>
+            </w:tblPr>
+            <w:tblGrid>
+              <w:gridCol w:w="5079"/>
+              <w:gridCol w:w="5562"/>
+              <w:gridCol w:w="11204"/>
+            </w:tblGrid>
+            <w:tr>
+              <w:trPr>
+                <w:trHeight w:val="331"/>
+              </w:trPr>
+              <w:tc>
+                <w:tcPr>
+                  <w:tcW w:w="10170" w:type="dxa"/>
+                  <w:gridSpan w:val="2"/>
+                </w:tcPr>
+                <w:p/>
+                <w:p>
+                  <w:pPr>
+                    <w:pStyle w:val="Heading2"/>
+                  </w:pPr>
+                  <w:r>
+                    <w:t>September 2023 – March 2024</w:t>
+                  </w:r>
+                  <w:r>
+                    <w:rPr>
+                      <w:caps/>
+                      <w:color w:val="7D4E94" w:themeColor="accent6" w:themeShade="80"/>
+                    </w:rPr>
+                    <w:t xml:space="preserve"> </w:t>
+                  </w:r>
+                </w:p>
+                <w:p>
+                  <w:pPr>
+                    <w:pStyle w:val="Heading3"/>
+                  </w:pPr>
+                  <w:r>
+                    <w:t xml:space="preserve">Software Development Group Project | eLearning Platform | IIT </w:t>
+                  </w:r>
+                </w:p>
+                <w:p>
+                  <w:pPr>
+                    <w:jc w:val="both"/>
+                  </w:pPr>
+                  <w:r>
+                    <w:t>Led a team of 5 developers to design and develop a dynamic knowledge-sharing platform using the MERN stack, The platform features interactive learning roadmaps for various subjects, empowering users to create and customize their own learning paths. Successfully tackled complex challenges, optimized performance, and deployed the platform in a serverless environment using Netlify.</w:t>
+                  </w:r>
+                </w:p>
+                <w:p>
+                  <w:pPr>
+                    <w:pStyle w:val="Heading1"/>
+                  </w:pPr>
+                </w:p>
+                <w:p>
+                  <w:pPr>
+                    <w:pStyle w:val="Heading1"/>
+                  </w:pPr>
+                  <w:r>
+                    <w:t>PERSONAL PROJECTS</w:t>
+                  </w:r>
+                </w:p>
+                <w:p>
+                  <w:pPr>
+                    <w:pStyle w:val="Heading2"/>
+                  </w:pPr>
+                  <w:r>
+                    <w:t>June 2025 – December 2025</w:t>
+                  </w:r>
+                  <w:r>
+                    <w:t xml:space="preserve"> </w:t>
+                  </w:r>
+                </w:p>
+                <w:p>
+                  <w:pPr>
+                    <w:pStyle w:val="Heading3"/>
+                  </w:pPr>
+                  <w:r>
+                    <w:t xml:space="preserve">Personal Project | Missile </w:t>
+                  </w:r>
+                  <w:r>
+                    <w:t>Simulation and Modeling</w:t>
+                  </w:r>
+                  <w:r>
+                    <w:t xml:space="preserve"> | Simulink, MathWorks</w:t>
+                  </w:r>
+                </w:p>
+              </w:tc>
+              <w:tc>
+                <w:tcPr>
+                  <w:tcW w:w="10709" w:type="dxa"/>
+                </w:tcPr>
+                <w:p>
+                  <w:pPr>
+                    <w:pStyle w:val="Heading1"/>
+                  </w:pPr>
+                </w:p>
+              </w:tc>
+            </w:tr>
+            <w:tr>
+              <w:trPr>
+                <w:trHeight w:val="331"/>
+              </w:trPr>
+              <w:tc>
+                <w:tcPr>
+                  <w:tcW w:w="10170" w:type="dxa"/>
+                  <w:gridSpan w:val="2"/>
+                </w:tcPr>
+                <w:p>
+                  <w:pPr>
+                    <w:pStyle w:val="Heading1"/>
+                  </w:pPr>
+                  <w:bookmarkStart w:id="0" w:name="_Hlk186566484"/>
+                </w:p>
+                <w:p>
+                  <w:pPr>
+                    <w:pStyle w:val="Heading1"/>
+                  </w:pPr>
+                  <w:sdt>
+                    <w:sdtPr>
+                      <w:id w:val="507877070"/>
+                      <w:placeholder>
+                        <w:docPart w:val="B784F6F3E3A5428281F1F5A9F85F5DD7"/>
+                      </w:placeholder>
+                      <w:temporary/>
+                      <w:showingPlcHdr/>
+                      <w15:appearance w15:val="hidden"/>
+                    </w:sdtPr>
+                    <w:sdtContent>
+                      <w:r>
+                        <w:t>Education</w:t>
+                      </w:r>
+                    </w:sdtContent>
+                  </w:sdt>
+                  <w:bookmarkEnd w:id="0"/>
+                  <w:r>
+                    <w:t xml:space="preserve"> &amp; Certifications</w:t>
+                  </w:r>
+                </w:p>
+                <w:p>
+                  <w:pPr>
+                    <w:pStyle w:val="Heading2"/>
+                  </w:pPr>
+                  <w:r>
+                    <w:t xml:space="preserve">Bachelor of Science in Computer Science, IIT | Affiliated with University of Westminster, UK  </w:t>
+                  </w:r>
+                </w:p>
+                <w:p>
+                  <w:pPr>
+                    <w:pStyle w:val="Heading2"/>
+                    <w:rPr>
+                      <w:b w:val="0"/>
+                      <w:bCs/>
+                    </w:rPr>
+                  </w:pPr>
+                  <w:r>
+                    <w:rPr>
+                      <w:b w:val="0"/>
+                      <w:bCs/>
+                    </w:rPr>
+                    <w:t>September 2022 – September 2026</w:t>
+                  </w:r>
+                </w:p>
+                <w:p>
+                  <w:pPr>
+                    <w:pStyle w:val="ListBullet"/>
+                    <w:spacing w:line="240" w:lineRule="auto"/>
+                  </w:pPr>
+                  <w:r>
+                    <w:t>Distinguished member of the university’s Mozilla Campus Club</w:t>
+                  </w:r>
+                </w:p>
+                <w:p>
+                  <w:pPr>
+                    <w:pStyle w:val="ListBullet"/>
+                    <w:spacing w:line="240" w:lineRule="auto"/>
+                  </w:pPr>
+                  <w:r>
+                    <w:t>Optional coursework: Robotics Principles, Machine Learning and Data Mining</w:t>
+                  </w:r>
+                </w:p>
+                <w:p>
+                  <w:pPr>
+                    <w:pStyle w:val="ListBullet"/>
+                    <w:spacing w:line="240" w:lineRule="auto"/>
+                  </w:pPr>
+                  <w:r>
+                    <w:t>GPA: 3.6</w:t>
+                  </w:r>
+                </w:p>
+              </w:tc>
+              <w:tc>
+                <w:tcPr>
+                  <w:tcW w:w="10709" w:type="dxa"/>
+                </w:tcPr>
+                <w:p/>
+              </w:tc>
+            </w:tr>
+            <w:tr>
+              <w:trPr>
+                <w:trHeight w:val="2088"/>
+              </w:trPr>
+              <w:tc>
+                <w:tcPr>
+                  <w:tcW w:w="10170" w:type="dxa"/>
+                  <w:gridSpan w:val="2"/>
+                </w:tcPr>
+                <w:p>
+                  <w:pPr>
+                    <w:pStyle w:val="Heading2"/>
+                  </w:pPr>
+                </w:p>
+                <w:p>
+                  <w:pPr>
+                    <w:pStyle w:val="Heading2"/>
+                  </w:pPr>
+                  <w:r>
+                    <w:t>Diploma in Hardware Engineering, ESoft Metro Campus</w:t>
+                  </w:r>
+                </w:p>
+                <w:p>
+                  <w:pPr>
+                    <w:pStyle w:val="Heading2"/>
+                    <w:rPr>
+                      <w:b w:val="0"/>
+                      <w:bCs/>
+                    </w:rPr>
+                  </w:pPr>
+                  <w:r>
+                    <w:rPr>
+                      <w:b w:val="0"/>
+                      <w:bCs/>
+                    </w:rPr>
+                    <w:t xml:space="preserve">December 2018 – </w:t>
+                  </w:r>
+                  <w:r>
+                    <w:rPr>
+                      <w:b w:val="0"/>
+                      <w:bCs/>
+                    </w:rPr>
+                    <w:t>April</w:t>
+                  </w:r>
+                  <w:r>
+                    <w:rPr>
+                      <w:b w:val="0"/>
+                      <w:bCs/>
+                    </w:rPr>
+                    <w:t xml:space="preserve"> 201</w:t>
+                  </w:r>
+                  <w:r>
+                    <w:rPr>
+                      <w:b w:val="0"/>
+                      <w:bCs/>
+                    </w:rPr>
+                    <w:t>9</w:t>
+                  </w:r>
+                  <w:r>
+                    <w:rPr>
+                      <w:b w:val="0"/>
+                      <w:bCs/>
+                    </w:rPr>
+                    <w:t xml:space="preserve"> </w:t>
+                  </w:r>
+                </w:p>
+                <w:p>
+                  <w:pPr>
+                    <w:spacing w:line="240" w:lineRule="auto"/>
+                  </w:pPr>
+                  <w:r>
+                    <w:t>Certificates</w:t>
+                  </w:r>
+                </w:p>
+                <w:p>
+                  <w:pPr>
+                    <w:pStyle w:val="ListParagraph"/>
+                    <w:numPr>
+                      <w:ilvl w:val="0"/>
+                      <w:numId w:val="8"/>
+                    </w:numPr>
+                    <w:spacing w:line="240" w:lineRule="auto"/>
+                    <w:rPr>
+                      <w:sz w:val="16"/>
+                      <w:szCs w:val="16"/>
+                    </w:rPr>
+                  </w:pPr>
+                  <w:r>
+                    <w:rPr>
+                      <w:sz w:val="16"/>
+                      <w:szCs w:val="16"/>
+                    </w:rPr>
+                    <w:t xml:space="preserve">Udemy – </w:t>
+                  </w:r>
+                  <w:r>
+                    <w:rPr>
+                      <w:sz w:val="16"/>
+                      <w:szCs w:val="16"/>
+                    </w:rPr>
+                    <w:t>Java 17 Masterclass -Tim Buchalka</w:t>
+                  </w:r>
+                  <w:r>
+                    <w:rPr>
+                      <w:sz w:val="16"/>
+                      <w:szCs w:val="16"/>
+                    </w:rPr>
+                    <w:t>,</w:t>
+                  </w:r>
+                  <w:r>
+                    <w:t xml:space="preserve"> </w:t>
+                  </w:r>
+                  <w:r>
+                    <w:rPr>
+                      <w:sz w:val="16"/>
+                      <w:szCs w:val="16"/>
+                    </w:rPr>
+                    <w:t>Machine Learning – AI, Python and R</w:t>
+                  </w:r>
+                  <w:r>
+                    <w:rPr>
+                      <w:sz w:val="16"/>
+                      <w:szCs w:val="16"/>
+                    </w:rPr>
+                    <w:t xml:space="preserve"> </w:t>
+                  </w:r>
+                </w:p>
+                <w:p>
+                  <w:pPr>
+                    <w:pStyle w:val="ListParagraph"/>
+                    <w:numPr>
+                      <w:ilvl w:val="0"/>
+                      <w:numId w:val="8"/>
+                    </w:numPr>
+                    <w:spacing w:line="240" w:lineRule="auto"/>
+                    <w:rPr>
+                      <w:sz w:val="16"/>
+                      <w:szCs w:val="16"/>
+                    </w:rPr>
+                  </w:pPr>
+                  <w:r>
+                    <w:rPr>
+                      <w:sz w:val="16"/>
+                      <w:szCs w:val="16"/>
+                    </w:rPr>
+                    <w:t>Coursera – Physics 101</w:t>
+                  </w:r>
+                </w:p>
+                <w:p>
+                  <w:pPr>
+                    <w:pStyle w:val="ListParagraph"/>
+                    <w:numPr>
+                      <w:ilvl w:val="0"/>
+                      <w:numId w:val="8"/>
+                    </w:numPr>
+                    <w:spacing w:line="240" w:lineRule="auto"/>
+                    <w:rPr>
+                      <w:sz w:val="16"/>
+                      <w:szCs w:val="16"/>
+                    </w:rPr>
+                  </w:pPr>
+                  <w:r>
+                    <w:rPr>
+                      <w:sz w:val="16"/>
+                      <w:szCs w:val="16"/>
+                    </w:rPr>
+                    <w:t>Hackerrank – Software Engineer Intern Certificate</w:t>
+                  </w:r>
+                </w:p>
+              </w:tc>
+              <w:tc>
+                <w:tcPr>
+                  <w:tcW w:w="10709" w:type="dxa"/>
+                </w:tcPr>
+                <w:p>
+                  <w:pPr>
+                    <w:pStyle w:val="Heading1"/>
+                  </w:pPr>
+                  <w:r>
+                    <w:t xml:space="preserve"> </w:t>
+                  </w:r>
+                </w:p>
+              </w:tc>
+            </w:tr>
+            <w:tr>
+              <w:trPr>
+                <w:trHeight w:val="331"/>
+              </w:trPr>
+              <w:tc>
+                <w:tcPr>
+                  <w:tcW w:w="10170" w:type="dxa"/>
+                  <w:gridSpan w:val="2"/>
+                </w:tcPr>
+                <w:p>
+                  <w:pPr>
+                    <w:pStyle w:val="ListBullet"/>
+                    <w:numPr>
+                      <w:ilvl w:val="0"/>
+                      <w:numId w:val="0"/>
+                    </w:numPr>
+                  </w:pPr>
+                </w:p>
+              </w:tc>
+              <w:tc>
+                <w:tcPr>
+                  <w:tcW w:w="10709" w:type="dxa"/>
+                </w:tcPr>
+                <w:p/>
+              </w:tc>
+            </w:tr>
+            <w:bookmarkStart w:id="1" w:name="_Hlk186566501"/>
+            <w:tr>
+              <w:tc>
+                <w:tcPr>
+                  <w:tcW w:w="10170" w:type="dxa"/>
+                  <w:gridSpan w:val="2"/>
+                </w:tcPr>
+                <w:p>
+                  <w:pPr>
+                    <w:pStyle w:val="Heading1"/>
+                  </w:pPr>
+                  <w:sdt>
+                    <w:sdtPr>
+                      <w:id w:val="1921290404"/>
+                      <w:placeholder>
+                        <w:docPart w:val="9271A75EF52E433EB4697EB531277AFD"/>
+                      </w:placeholder>
+                      <w:temporary/>
+                      <w:showingPlcHdr/>
+                      <w15:appearance w15:val="hidden"/>
+                    </w:sdtPr>
+                    <w:sdtContent>
+                      <w:r>
+                        <w:t>Skills</w:t>
+                      </w:r>
+                    </w:sdtContent>
+                  </w:sdt>
+                  <w:bookmarkEnd w:id="1"/>
+                </w:p>
+              </w:tc>
+              <w:tc>
+                <w:tcPr>
+                  <w:tcW w:w="10709" w:type="dxa"/>
+                </w:tcPr>
+                <w:p>
+                  <w:pPr>
+                    <w:pStyle w:val="Heading1"/>
+                  </w:pPr>
+                </w:p>
+              </w:tc>
+            </w:tr>
+            <w:tr>
+              <w:tc>
+                <w:tcPr>
+                  <w:tcW w:w="4854" w:type="dxa"/>
+                </w:tcPr>
+                <w:p>
+                  <w:pPr>
+                    <w:pStyle w:val="ListBullet"/>
+                    <w:spacing w:before="120" w:line="240" w:lineRule="exact"/>
+                  </w:pPr>
+                  <w:r>
+                    <w:t>Asp .Net Core MVC</w:t>
+                  </w:r>
+                </w:p>
+                <w:p>
+                  <w:pPr>
+                    <w:pStyle w:val="ListBullet"/>
+                    <w:spacing w:before="120" w:line="240" w:lineRule="exact"/>
+                  </w:pPr>
+                  <w:r>
+                    <w:t>MERN</w:t>
+                  </w:r>
+                </w:p>
+                <w:p>
+                  <w:pPr>
+                    <w:pStyle w:val="ListBullet"/>
+                    <w:spacing w:before="120" w:line="240" w:lineRule="exact"/>
+                  </w:pPr>
+                  <w:r>
+                    <w:rPr>
+                      <w:noProof/>
+                      <w:color w:val="FF0000"/>
+                      <w:sz w:val="96"/>
+                      <w:szCs w:val="96"/>
+                      <w:lang w:val="en-AU" w:eastAsia="en-AU"/>
+                    </w:rPr>
+                    <mc:AlternateContent>
+                      <mc:Choice Requires="wps">
+                        <w:drawing>
+                          <wp:anchor distT="0" distB="0" distL="114300" distR="114300" simplePos="0" relativeHeight="251661312" behindDoc="0" locked="1" layoutInCell="1" allowOverlap="1" wp14:anchorId="0E43363D" wp14:editId="656FDB6E">
+                            <wp:simplePos x="0" y="0"/>
+                            <wp:positionH relativeFrom="column">
+                              <wp:posOffset>-914400</wp:posOffset>
+                            </wp:positionH>
+                            <wp:positionV relativeFrom="paragraph">
+                              <wp:posOffset>-3247390</wp:posOffset>
+                            </wp:positionV>
+                            <wp:extent cx="530225" cy="10058400"/>
+                            <wp:effectExtent l="0" t="0" r="22225" b="19050"/>
+                            <wp:wrapNone/>
+                            <wp:docPr id="1617932386" name="Rectangle 1">
+                              <a:extLst xmlns:a="http://schemas.openxmlformats.org/drawingml/2006/main">
+                                <a:ext uri="{C183D7F6-B498-43B3-948B-1728B52AA6E4}">
+                                  <adec:decorative xmlns:adec="http://schemas.microsoft.com/office/drawing/2017/decorative" val="1"/>
+                                </a:ext>
+                              </a:extLst>
+                            </wp:docPr>
+                            <wp:cNvGraphicFramePr/>
+                            <a:graphic xmlns:a="http://schemas.openxmlformats.org/drawingml/2006/main">
+                              <a:graphicData uri="http://schemas.microsoft.com/office/word/2010/wordprocessingShape">
+                                <wps:wsp>
+                                  <wps:cNvSpPr/>
+                                  <wps:spPr>
+                                    <a:xfrm>
+                                      <a:off x="0" y="0"/>
+                                      <a:ext cx="530225" cy="10058400"/>
+                                    </a:xfrm>
+                                    <a:prstGeom prst="rect">
+                                      <a:avLst/>
+                                    </a:prstGeom>
+                                    <a:solidFill>
+                                      <a:srgbClr val="000000">
+                                        <a:lumMod val="85000"/>
+                                        <a:lumOff val="15000"/>
+                                      </a:srgbClr>
+                                    </a:solidFill>
+                                    <a:ln w="12700" cap="flat" cmpd="sng" algn="ctr">
+                                      <a:solidFill>
+                                        <a:srgbClr val="000000"/>
+                                      </a:solidFill>
+                                      <a:prstDash val="solid"/>
+                                      <a:miter lim="800000"/>
+                                    </a:ln>
+                                    <a:effectLst/>
+                                  </wps:spPr>
+                                  <wps:bodyPr rot="0" spcFirstLastPara="0" vertOverflow="overflow" horzOverflow="overflow" vert="horz" wrap="square" lIns="91440" tIns="45720" rIns="91440" bIns="45720" numCol="1" spcCol="0" rtlCol="0" fromWordArt="0" anchor="ctr" anchorCtr="0" forceAA="0" compatLnSpc="1">
+                                    <a:prstTxWarp prst="textNoShape">
+                                      <a:avLst/>
+                                    </a:prstTxWarp>
+                                    <a:noAutofit/>
+                                  </wps:bodyPr>
+                                </wps:wsp>
+                              </a:graphicData>
+                            </a:graphic>
+                            <wp14:sizeRelH relativeFrom="margin">
+                              <wp14:pctWidth>0</wp14:pctWidth>
+                            </wp14:sizeRelH>
+                            <wp14:sizeRelV relativeFrom="margin">
+                              <wp14:pctHeight>0</wp14:pctHeight>
+                            </wp14:sizeRelV>
+                          </wp:anchor>
+                        </w:drawing>
+                      </mc:Choice>
+                      <mc:Fallback>
+                        <w:pict>
+                          <v:rect w14:anchorId="4E8B585D" id="Rectangle 1" o:spid="_x0000_s1026" alt="&quot;&quot;" style="position:absolute;margin-left:-1in;margin-top:-255.7pt;width:41.75pt;height:11in;z-index:251661312;visibility:visible;mso-wrap-style:square;mso-width-percent:0;mso-height-percent:0;mso-wrap-distance-left:9pt;mso-wrap-distance-top:0;mso-wrap-distance-right:9pt;mso-wrap-distance-bottom:0;mso-position-horizontal:absolute;mso-position-horizontal-relative:text;mso-position-vertical:absolute;mso-position-vertical-relative:text;mso-width-percent:0;mso-height-percent:0;mso-width-relative:margin;mso-height-relative:margin;v-text-anchor:middle" o:gfxdata="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" fillcolor="#262626" strokeweight="1pt">
+                            <w10:anchorlock/>
+                          </v:rect>
+                        </w:pict>
+                      </mc:Fallback>
+                    </mc:AlternateContent>
+                  </w:r>
+                  <w:r>
+                    <w:t>C &amp; C++</w:t>
+                  </w:r>
+                </w:p>
+                <w:p>
+                  <w:pPr>
+                    <w:pStyle w:val="ListBullet"/>
+                    <w:numPr>
+                      <w:ilvl w:val="0"/>
+                      <w:numId w:val="0"/>
+                    </w:numPr>
+                    <w:spacing w:before="120" w:line="240" w:lineRule="exact"/>
+                    <w:ind w:left="936" w:hanging="360"/>
+                  </w:pPr>
+                </w:p>
+                <w:p>
+                  <w:pPr>
+                    <w:pStyle w:val="ListBullet"/>
+                    <w:numPr>
+                      <w:ilvl w:val="0"/>
+                      <w:numId w:val="0"/>
+                    </w:numPr>
+                    <w:spacing w:before="120" w:line="240" w:lineRule="exact"/>
+                    <w:ind w:left="936" w:hanging="360"/>
+                  </w:pPr>
+                </w:p>
+              </w:tc>
+              <w:tc>
+                <w:tcPr>
+                  <w:tcW w:w="5316" w:type="dxa"/>
+                </w:tcPr>
+                <w:p>
+                  <w:pPr>
+                    <w:pStyle w:val="ListBullet"/>
+                    <w:spacing w:before="120" w:line="240" w:lineRule="exact"/>
+                  </w:pPr>
+                  <w:r>
+                    <w:t>Spring Boot</w:t>
+                  </w:r>
+                </w:p>
+                <w:p>
+                  <w:pPr>
+                    <w:pStyle w:val="ListBullet"/>
+                    <w:spacing w:before="120" w:line="240" w:lineRule="exact"/>
+                  </w:pPr>
+                  <w:r>
+                    <w:t>MySQL, SSMS</w:t>
+                  </w:r>
+                </w:p>
+                <w:p>
+                  <w:pPr>
+                    <w:pStyle w:val="ListBullet"/>
+                    <w:spacing w:before="120" w:line="240" w:lineRule="exact"/>
+                  </w:pPr>
+                  <w:r>
+                    <w:t>MATLAB / Simulink</w:t>
+                  </w:r>
+                </w:p>
+              </w:tc>
+              <w:tc>
+                <w:tcPr>
+                  <w:tcW w:w="10709" w:type="dxa"/>
+                </w:tcPr>
+                <w:p>
+                  <w:pPr>
+                    <w:pStyle w:val="ListBullet"/>
+                    <w:numPr>
+                      <w:ilvl w:val="0"/>
+                      <w:numId w:val="0"/>
+                    </w:numPr>
+                    <w:spacing w:before="120" w:line="240" w:lineRule="exact"/>
+                  </w:pPr>
+                </w:p>
+              </w:tc>
+            </w:tr>
+          </w:tbl>
+          <w:p>
+            <w:pPr>
+              <w:pStyle w:val="ListBullet"/>
+              <w:numPr>
+                <w:ilvl w:val="0"/>
+                <w:numId w:val="0"/>
+              </w:numPr>
+              <w:rPr>
+                <w:b/>
+                <w:bCs/>
+                <w:sz w:val="28"/>
+                <w:szCs w:val="28"/>
+              </w:rPr>
+            </w:pPr>
+            <w:r>
+              <w:rPr>
+                <w:b/>
+                <w:bCs/>
+                <w:sz w:val="28"/>
+                <w:szCs w:val="28"/>
+              </w:rPr>
+              <w:t>S</w:t>
+            </w:r>
+            <w:r>
+              <w:rPr>
+                <w:b/>
+                <w:bCs/>
+                <w:sz w:val="28"/>
+                <w:szCs w:val="28"/>
+              </w:rPr>
+              <w:t>ELF LEARNING</w:t>
+            </w:r>
+          </w:p>
+          <w:tbl>
+            <w:tblPr>
+              <w:tblW w:w="10740" w:type="pct"/>
+              <w:tblCellMar>
+                <w:left w:w="0" w:type="dxa"/>
+                <w:right w:w="0" w:type="dxa"/>
+              </w:tblCellMar>
+              <w:tblLook w:val="0600" w:firstRow="0" w:lastRow="0" w:firstColumn="0" w:lastColumn="0" w:noHBand="1" w:noVBand="1"/>
+            </w:tblPr>
+            <w:tblGrid>
+              <w:gridCol w:w="10426"/>
+              <w:gridCol w:w="11419"/>
+            </w:tblGrid>
+            <w:tr>
+              <w:tc>
+                <w:tcPr>
+                  <w:tcW w:w="4854" w:type="dxa"/>
+                </w:tcPr>
+                <w:p>
+                  <w:pPr>
+                    <w:pStyle w:val="ListBullet"/>
+                    <w:spacing w:before="120" w:line="240" w:lineRule="exact"/>
+                  </w:pPr>
+                  <w:r>
+                    <w:t>CUDA</w:t>
+                  </w:r>
+                </w:p>
+                <w:p>
+                  <w:pPr>
+                    <w:pStyle w:val="ListBullet"/>
+                    <w:spacing w:before="120" w:line="240" w:lineRule="exact"/>
+                  </w:pPr>
+                  <w:r>
+                    <w:t>Embedded Systems Programming</w:t>
+                  </w:r>
+                </w:p>
+                <w:p/>
+                <w:p/>
+                <w:p/>
+              </w:tc>
+              <w:tc>
+                <w:tcPr>
+                  <w:tcW w:w="5316" w:type="dxa"/>
+                </w:tcPr>
+                <w:p>
+                  <w:pPr>
+                    <w:pStyle w:val="ListBullet"/>
+                    <w:spacing w:before="120" w:line="240" w:lineRule="exact"/>
+                  </w:pPr>
+                  <w:r>
+                    <w:t>Spring Boot</w:t>
+                  </w:r>
+                </w:p>
+                <w:p>
+                  <w:pPr>
+                    <w:pStyle w:val="ListBullet"/>
+                    <w:spacing w:before="120" w:line="240" w:lineRule="exact"/>
+                  </w:pPr>
+                  <w:r>
+                    <w:t>MySQL, SSMS</w:t>
+                  </w:r>
+                </w:p>
+                <w:p>
+                  <w:pPr>
+                    <w:pStyle w:val="ListBullet"/>
+                    <w:spacing w:before="120" w:line="240" w:lineRule="exact"/>
+                  </w:pPr>
+                  <w:r>
+                    <w:t>MATLAB / Simulink</w:t>
+                  </w:r>
+                </w:p>
+                <w:p>
+                  <w:pPr>
+                    <w:pStyle w:val="ListBullet"/>
+                    <w:spacing w:before="120" w:line="240" w:lineRule="exact"/>
+                  </w:pPr>
+                  <w:r>
+                    <w:t>Arduino</w:t>
+                  </w:r>
+                </w:p>
+                <w:p>
+                  <w:pPr>
+                    <w:pStyle w:val="ListBullet"/>
+                    <w:spacing w:before="120" w:line="240" w:lineRule="exact"/>
+                  </w:pPr>
+                  <w:r>
+                    <w:t>ROS</w:t>
+                  </w:r>
+                </w:p>
+              </w:tc>
+            </w:tr>
+          </w:tbl>
+          <w:p>
+            <w:pPr>
+              <w:pStyle w:val="ListBullet"/>
+              <w:numPr>
+                <w:ilvl w:val="0"/>
+                <w:numId w:val="0"/>
+              </w:numPr>
+              <w:rPr>
+                <w:b/>
+                <w:bCs/>
+                <w:sz w:val="28"/>
+                <w:szCs w:val="28"/>
+              </w:rPr>
+            </w:pPr>
+            <w:r>
+              <w:rPr>
+                <w:b/>
+                <w:bCs/>
+                <w:sz w:val="28"/>
+                <w:szCs w:val="28"/>
+              </w:rPr>
+              <w:t>REFERENCES</w:t>
             </w:r>
           </w:p>
           <w:p/>
-          <w:p>
-            <w:pPr>
-              <w:pStyle w:val="Heading2"/>
-            </w:pPr>
-            <w:r>
-              <w:t>September 2023 – March 2024</w:t>
-            </w:r>
-            <w:r>
-              <w:rPr>
-                <w:caps/>
-                <w:color w:val="7D4E94" w:themeColor="accent6" w:themeShade="80"/>
-              </w:rPr>
-              <w:t xml:space="preserve"> </w:t>
-            </w:r>
-          </w:p>
-          <w:p>
-            <w:pPr>
-              <w:pStyle w:val="Heading3"/>
-            </w:pPr>
-            <w:r>
-              <w:t xml:space="preserve">Software Development Group Project | eLearning Platform | IIT </w:t>
-            </w:r>
-          </w:p>
-          <w:p>
-            <w:pPr>
-              <w:jc w:val="both"/>
-            </w:pPr>
-            <w:r>
-              <w:t>Led a team of 5 developers to design and develop a dynamic knowledge-sharing platform using the MERN stack, The platform features interactive learning roadmaps for various subjects, empowering users to create and customize their own learning paths. Successfully tackled complex challenges, optimized performance, and deployed the platform on a serverless environment using Netlify.</w:t>
-            </w:r>
-          </w:p>
           <w:p/>
-          <w:p>
-            <w:pPr>
-              <w:pStyle w:val="Heading2"/>
-            </w:pPr>
-            <w:r>
-              <w:t>June 202</w:t>
-            </w:r>
-            <w:r>
-              <w:t>5</w:t>
-            </w:r>
-            <w:r>
-              <w:t xml:space="preserve"> – December 202</w:t>
-            </w:r>
-            <w:r>
-              <w:t>5</w:t>
-            </w:r>
-            <w:r>
-              <w:t xml:space="preserve"> </w:t>
-            </w:r>
-          </w:p>
-          <w:p>
-            <w:pPr>
-              <w:pStyle w:val="Heading3"/>
-            </w:pPr>
-            <w:r>
-              <w:t>Personal Project</w:t>
-            </w:r>
-            <w:r>
-              <w:t xml:space="preserve"> |</w:t>
-            </w:r>
-            <w:r>
-              <w:t xml:space="preserve"> Missile </w:t>
-            </w:r>
-            <w:r>
-              <w:t>Simulation and Modeling</w:t>
-            </w:r>
-            <w:r>
-              <w:t xml:space="preserve"> | Simulink, MathWorks</w:t>
-            </w:r>
-          </w:p>
-        </w:tc>
-        <w:tc>
-          <w:tcPr>
-            <w:tcW w:w="10709" w:type="dxa"/>
-          </w:tcPr>
-          <w:p>
-            <w:pPr>
-              <w:pStyle w:val="Heading1"/>
-            </w:pPr>
-          </w:p>
-        </w:tc>
-      </w:tr>
-      <w:tr>
-        <w:trPr>
-          <w:trHeight w:val="331"/>
-        </w:trPr>
-        <w:tc>
-          <w:tcPr>
-            <w:tcW w:w="10170" w:type="dxa"/>
-            <w:gridSpan w:val="2"/>
-          </w:tcPr>
-          <w:p>
-            <w:pPr>
-              <w:pStyle w:val="Heading1"/>
-            </w:pPr>
-            <w:bookmarkStart w:id="0" w:name="_Hlk186566484"/>
-          </w:p>
-          <w:p>
-            <w:pPr>
-              <w:pStyle w:val="Heading1"/>
-            </w:pPr>
-            <w:sdt>
-              <w:sdtPr>
-                <w:id w:val="507877070"/>
-                <w:placeholder>
-                  <w:docPart w:val="2CA0F64B9337440BA9589074678DE6D3"/>
-                </w:placeholder>
-                <w:temporary/>
-                <w:showingPlcHdr/>
-                <w15:appearance w15:val="hidden"/>
-              </w:sdtPr>
-              <w:sdtContent>
-                <w:r>
-                  <w:t>Education</w:t>
-                </w:r>
-              </w:sdtContent>
-            </w:sdt>
-            <w:bookmarkEnd w:id="0"/>
-            <w:r>
-              <w:t xml:space="preserve"> &amp; Certification</w:t>
-            </w:r>
-          </w:p>
-          <w:p>
-            <w:pPr>
-              <w:pStyle w:val="Heading2"/>
-            </w:pPr>
-            <w:r>
-              <w:t xml:space="preserve">September 2022 – September 2026 </w:t>
-            </w:r>
-            <w:r>
-              <w:t>(Reading)</w:t>
-            </w:r>
-          </w:p>
-          <w:p>
-            <w:pPr>
-              <w:pStyle w:val="Heading3"/>
-            </w:pPr>
-            <w:r>
-              <w:t xml:space="preserve">Bachelor of Science in Computer Science, IIT | Affiliated with University of Westminster, UK  </w:t>
-            </w:r>
-          </w:p>
-          <w:p>
-            <w:pPr>
-              <w:pStyle w:val="ListBullet"/>
-              <w:spacing w:before="120" w:line="240" w:lineRule="exact"/>
-            </w:pPr>
-            <w:sdt>
-              <w:sdtPr>
-                <w:id w:val="871891625"/>
-                <w:placeholder>
-                  <w:docPart w:val="FC14B37520754ECD9B3A69455CB0B166"/>
-                </w:placeholder>
-                <w:temporary/>
-                <w:showingPlcHdr/>
-                <w15:appearance w15:val="hidden"/>
-              </w:sdtPr>
-              <w:sdtContent>
-                <w:r>
-                  <w:t>Distinguished member of university’s Accounting Society</w:t>
-                </w:r>
-              </w:sdtContent>
-            </w:sdt>
-          </w:p>
-          <w:p>
-            <w:pPr>
-              <w:pStyle w:val="ListBullet"/>
-              <w:spacing w:before="120" w:line="240" w:lineRule="exact"/>
-            </w:pPr>
-            <w:r>
-              <w:t>Optional coursework: Robotics Principles, Machine Learning and Data Mining</w:t>
-            </w:r>
-          </w:p>
-          <w:p>
-            <w:pPr>
-              <w:pStyle w:val="ListBullet"/>
-              <w:spacing w:before="120" w:line="240" w:lineRule="exact"/>
-            </w:pPr>
-            <w:r>
-              <w:t>GPA: 3.6</w:t>
-            </w:r>
-          </w:p>
+          <w:p/>
+          <w:p/>
+          <w:p/>
+          <w:p/>
+          <w:p/>
+          <w:p/>
+          <w:p/>
+          <w:p/>
+          <w:p/>
+          <w:p/>
         </w:tc>
         <w:tc>
           <w:tcPr>
@@ -489,314 +1094,6 @@
           <w:p/>
         </w:tc>
       </w:tr>
-      <w:tr>
-        <w:trPr>
-          <w:trHeight w:val="2088"/>
-        </w:trPr>
-        <w:tc>
-          <w:tcPr>
-            <w:tcW w:w="10170" w:type="dxa"/>
-            <w:gridSpan w:val="2"/>
-          </w:tcPr>
-          <w:p>
-            <w:pPr>
-              <w:pStyle w:val="Heading2"/>
-            </w:pPr>
-          </w:p>
-          <w:p>
-            <w:pPr>
-              <w:pStyle w:val="Heading2"/>
-            </w:pPr>
-            <w:r>
-              <w:t xml:space="preserve">December </w:t>
-            </w:r>
-            <w:r>
-              <w:t>2018</w:t>
-            </w:r>
-            <w:r>
-              <w:t xml:space="preserve"> – March 2018</w:t>
-            </w:r>
-            <w:r>
-              <w:t xml:space="preserve"> </w:t>
-            </w:r>
-          </w:p>
-          <w:p>
-            <w:pPr>
-              <w:pStyle w:val="Heading3"/>
-            </w:pPr>
-            <w:r>
-              <w:t xml:space="preserve">Diploma in Hardware Engineering, ESoft Metro Campus </w:t>
-            </w:r>
-          </w:p>
-          <w:p>
-            <w:pPr>
-              <w:rPr>
-                <w:b/>
-                <w:bCs/>
-              </w:rPr>
-            </w:pPr>
-            <w:r>
-              <w:rPr>
-                <w:b/>
-                <w:bCs/>
-              </w:rPr>
-              <w:t>Udemy</w:t>
-            </w:r>
-          </w:p>
-          <w:p>
-            <w:pPr>
-              <w:pStyle w:val="ListBullet"/>
-            </w:pPr>
-            <w:r>
-              <w:t>Java 17 Masterclass -Tim Buchalka</w:t>
-            </w:r>
-          </w:p>
-          <w:p>
-            <w:pPr>
-              <w:pStyle w:val="ListBullet"/>
-            </w:pPr>
-            <w:r>
-              <w:t xml:space="preserve">Machine Learning </w:t>
-            </w:r>
-            <w:r>
-              <w:t>– AI, Python and R</w:t>
-            </w:r>
-          </w:p>
-          <w:p>
-            <w:pPr>
-              <w:rPr>
-                <w:b/>
-                <w:bCs/>
-              </w:rPr>
-            </w:pPr>
-            <w:r>
-              <w:rPr>
-                <w:b/>
-                <w:bCs/>
-              </w:rPr>
-              <w:t>Coursera</w:t>
-            </w:r>
-          </w:p>
-        </w:tc>
-        <w:tc>
-          <w:tcPr>
-            <w:tcW w:w="10709" w:type="dxa"/>
-          </w:tcPr>
-          <w:p>
-            <w:pPr>
-              <w:pStyle w:val="Heading1"/>
-            </w:pPr>
-          </w:p>
-        </w:tc>
-      </w:tr>
-      <w:tr>
-        <w:trPr>
-          <w:trHeight w:val="331"/>
-        </w:trPr>
-        <w:tc>
-          <w:tcPr>
-            <w:tcW w:w="10170" w:type="dxa"/>
-            <w:gridSpan w:val="2"/>
-          </w:tcPr>
-          <w:p>
-            <w:pPr>
-              <w:pStyle w:val="ListBullet"/>
-            </w:pPr>
-            <w:r>
-              <w:t xml:space="preserve">Modern </w:t>
-            </w:r>
-            <w:r>
-              <w:t>Robotics</w:t>
-            </w:r>
-            <w:r>
-              <w:t xml:space="preserve"> </w:t>
-            </w:r>
-          </w:p>
-          <w:p>
-            <w:pPr>
-              <w:pStyle w:val="ListBullet"/>
-            </w:pPr>
-            <w:r>
-              <w:t>Physics 101</w:t>
-            </w:r>
-          </w:p>
-        </w:tc>
-        <w:tc>
-          <w:tcPr>
-            <w:tcW w:w="10709" w:type="dxa"/>
-          </w:tcPr>
-          <w:p/>
-        </w:tc>
-      </w:tr>
-      <w:bookmarkStart w:id="1" w:name="_Hlk186566501"/>
-      <w:tr>
-        <w:tc>
-          <w:tcPr>
-            <w:tcW w:w="10170" w:type="dxa"/>
-            <w:gridSpan w:val="2"/>
-          </w:tcPr>
-          <w:p>
-            <w:pPr>
-              <w:pStyle w:val="Heading1"/>
-            </w:pPr>
-            <w:sdt>
-              <w:sdtPr>
-                <w:id w:val="1921290404"/>
-                <w:placeholder>
-                  <w:docPart w:val="7A615B29E04D4A909A40EC88DDFC8680"/>
-                </w:placeholder>
-                <w:temporary/>
-                <w:showingPlcHdr/>
-                <w15:appearance w15:val="hidden"/>
-              </w:sdtPr>
-              <w:sdtContent>
-                <w:r>
-                  <w:t>Skills</w:t>
-                </w:r>
-              </w:sdtContent>
-            </w:sdt>
-            <w:bookmarkEnd w:id="1"/>
-          </w:p>
-        </w:tc>
-        <w:tc>
-          <w:tcPr>
-            <w:tcW w:w="10709" w:type="dxa"/>
-          </w:tcPr>
-          <w:p>
-            <w:pPr>
-              <w:pStyle w:val="Heading1"/>
-            </w:pPr>
-          </w:p>
-        </w:tc>
-      </w:tr>
-      <w:tr>
-        <w:tc>
-          <w:tcPr>
-            <w:tcW w:w="4854" w:type="dxa"/>
-          </w:tcPr>
-          <w:p>
-            <w:pPr>
-              <w:pStyle w:val="ListBullet"/>
-              <w:spacing w:before="120" w:line="240" w:lineRule="exact"/>
-            </w:pPr>
-            <w:r>
-              <w:t>Asp .Net Core MVC</w:t>
-            </w:r>
-          </w:p>
-          <w:p>
-            <w:pPr>
-              <w:pStyle w:val="ListBullet"/>
-              <w:spacing w:before="120" w:line="240" w:lineRule="exact"/>
-            </w:pPr>
-            <w:r>
-              <w:t>MERN</w:t>
-            </w:r>
-          </w:p>
-          <w:p>
-            <w:pPr>
-              <w:pStyle w:val="ListBullet"/>
-              <w:spacing w:before="120" w:line="240" w:lineRule="exact"/>
-            </w:pPr>
-            <w:r>
-              <w:t>C &amp; C++</w:t>
-            </w:r>
-          </w:p>
-          <w:p>
-            <w:pPr>
-              <w:pStyle w:val="ListBullet"/>
-              <w:spacing w:before="120" w:line="240" w:lineRule="exact"/>
-            </w:pPr>
-            <w:r>
-              <w:t>CUDA</w:t>
-            </w:r>
-          </w:p>
-          <w:p>
-            <w:pPr>
-              <w:pStyle w:val="ListBullet"/>
-              <w:spacing w:before="120" w:line="240" w:lineRule="exact"/>
-            </w:pPr>
-            <w:r>
-              <w:t>Linux</w:t>
-            </w:r>
-          </w:p>
-          <w:p>
-            <w:pPr>
-              <w:pStyle w:val="ListBullet"/>
-              <w:numPr>
-                <w:ilvl w:val="0"/>
-                <w:numId w:val="0"/>
-              </w:numPr>
-              <w:spacing w:before="120" w:line="240" w:lineRule="exact"/>
-              <w:ind w:left="936"/>
-            </w:pPr>
-          </w:p>
-        </w:tc>
-        <w:tc>
-          <w:tcPr>
-            <w:tcW w:w="5316" w:type="dxa"/>
-          </w:tcPr>
-          <w:p>
-            <w:pPr>
-              <w:pStyle w:val="ListBullet"/>
-              <w:spacing w:before="120" w:line="240" w:lineRule="exact"/>
-            </w:pPr>
-            <w:r>
-              <w:t>Spring Boot</w:t>
-            </w:r>
-          </w:p>
-          <w:p>
-            <w:pPr>
-              <w:pStyle w:val="ListBullet"/>
-              <w:spacing w:before="120" w:line="240" w:lineRule="exact"/>
-            </w:pPr>
-            <w:r>
-              <w:t>MySQL, SSMS</w:t>
-            </w:r>
-          </w:p>
-          <w:p>
-            <w:pPr>
-              <w:pStyle w:val="ListBullet"/>
-              <w:spacing w:before="120" w:line="240" w:lineRule="exact"/>
-            </w:pPr>
-            <w:r>
-              <w:t xml:space="preserve">MATLAB / Simulink </w:t>
-            </w:r>
-          </w:p>
-          <w:p>
-            <w:pPr>
-              <w:pStyle w:val="ListBullet"/>
-              <w:spacing w:before="120" w:line="240" w:lineRule="exact"/>
-            </w:pPr>
-            <w:r>
-              <w:t>Arduino</w:t>
-            </w:r>
-          </w:p>
-          <w:p>
-            <w:pPr>
-              <w:pStyle w:val="ListBullet"/>
-              <w:spacing w:before="120" w:line="240" w:lineRule="exact"/>
-            </w:pPr>
-            <w:r>
-              <w:t>ROS</w:t>
-            </w:r>
-          </w:p>
-        </w:tc>
-        <w:tc>
-          <w:tcPr>
-            <w:tcW w:w="10709" w:type="dxa"/>
-          </w:tcPr>
-          <w:p>
-            <w:pPr>
-              <w:pStyle w:val="ListBullet"/>
-              <w:numPr>
-                <w:ilvl w:val="0"/>
-                <w:numId w:val="0"/>
-              </w:numPr>
-              <w:spacing w:before="120" w:line="240" w:lineRule="exact"/>
-            </w:pPr>
-          </w:p>
-        </w:tc>
-      </w:tr>
     </w:tbl>
     <w:p>
       <w:pPr>
@@ -806,177 +1103,10 @@
           <w:numId w:val="0"/>
         </w:numPr>
         <w:rPr>
-          <w:b/>
-          <w:bCs/>
-          <w:sz w:val="28"/>
-          <w:szCs w:val="28"/>
+          <w:sz w:val="16"/>
+          <w:szCs w:val="16"/>
         </w:rPr>
       </w:pPr>
-    </w:p>
-    <w:p>
-      <w:pPr>
-        <w:pStyle w:val="ListBullet"/>
-        <w:numPr>
-          <w:ilvl w:val="0"/>
-          <w:numId w:val="0"/>
-        </w:numPr>
-        <w:rPr>
-          <w:b/>
-          <w:bCs/>
-          <w:sz w:val="28"/>
-          <w:szCs w:val="28"/>
-        </w:rPr>
-      </w:pPr>
-    </w:p>
-    <w:p>
-      <w:pPr>
-        <w:pStyle w:val="ListBullet"/>
-        <w:numPr>
-          <w:ilvl w:val="0"/>
-          <w:numId w:val="0"/>
-        </w:numPr>
-        <w:rPr>
-          <w:b/>
-          <w:bCs/>
-          <w:sz w:val="28"/>
-          <w:szCs w:val="28"/>
-        </w:rPr>
-      </w:pPr>
-      <w:r>
-        <w:rPr>
-          <w:b/>
-          <w:bCs/>
-          <w:sz w:val="28"/>
-          <w:szCs w:val="28"/>
-        </w:rPr>
-        <w:t>REFERENCES</w:t>
-      </w:r>
-    </w:p>
-    <w:p>
-      <w:pPr>
-        <w:pStyle w:val="ListBullet"/>
-        <w:numPr>
-          <w:ilvl w:val="0"/>
-          <w:numId w:val="0"/>
-        </w:numPr>
-        <w:rPr>
-          <w:b/>
-          <w:bCs/>
-          <w:sz w:val="28"/>
-          <w:szCs w:val="28"/>
-        </w:rPr>
-      </w:pPr>
-    </w:p>
-    <w:p>
-      <w:pPr>
-        <w:pStyle w:val="ListBullet"/>
-        <w:numPr>
-          <w:ilvl w:val="0"/>
-          <w:numId w:val="0"/>
-        </w:numPr>
-        <w:rPr>
-          <w:b/>
-          <w:bCs/>
-          <w:sz w:val="28"/>
-          <w:szCs w:val="28"/>
-        </w:rPr>
-      </w:pPr>
-      <w:r>
-        <w:rPr>
-          <w:noProof/>
-          <w:color w:val="FF0000"/>
-          <w:lang w:val="en-AU" w:eastAsia="en-AU"/>
-        </w:rPr>
-        <mc:AlternateContent>
-          <mc:Choice Requires="wps">
-            <w:drawing>
-              <wp:anchor distT="0" distB="0" distL="114300" distR="114300" simplePos="0" relativeHeight="251661312" behindDoc="0" locked="1" layoutInCell="1" allowOverlap="1" wp14:anchorId="6A5DDBC2" wp14:editId="50037D86">
-                <wp:simplePos x="0" y="0"/>
-                <wp:positionH relativeFrom="page">
-                  <wp:posOffset>7620</wp:posOffset>
-                </wp:positionH>
-                <wp:positionV relativeFrom="paragraph">
-                  <wp:posOffset>-3177540</wp:posOffset>
-                </wp:positionV>
-                <wp:extent cx="530225" cy="10812780"/>
-                <wp:effectExtent l="0" t="0" r="22225" b="26670"/>
-                <wp:wrapNone/>
-                <wp:docPr id="2116776670" name="Rectangle 1">
-                  <a:extLst xmlns:a="http://schemas.openxmlformats.org/drawingml/2006/main">
-                    <a:ext uri="{C183D7F6-B498-43B3-948B-1728B52AA6E4}">
-                      <adec:decorative xmlns:adec="http://schemas.microsoft.com/office/drawing/2017/decorative" val="1"/>
-                    </a:ext>
-                  </a:extLst>
-                </wp:docPr>
-                <wp:cNvGraphicFramePr/>
-                <a:graphic xmlns:a="http://schemas.openxmlformats.org/drawingml/2006/main">
-                  <a:graphicData uri="http://schemas.microsoft.com/office/word/2010/wordprocessingShape">
-                    <wps:wsp>
-                      <wps:cNvSpPr/>
-                      <wps:spPr>
-                        <a:xfrm>
-                          <a:off x="0" y="0"/>
-                          <a:ext cx="530225" cy="10812780"/>
-                        </a:xfrm>
-                        <a:prstGeom prst="rect">
-                          <a:avLst/>
-                        </a:prstGeom>
-                        <a:solidFill>
-                          <a:schemeClr val="tx1">
-                            <a:lumMod val="85000"/>
-                            <a:lumOff val="15000"/>
-                          </a:schemeClr>
-                        </a:solidFill>
-                        <a:ln>
-                          <a:solidFill>
-                            <a:schemeClr val="tx1"/>
-                          </a:solidFill>
-                        </a:ln>
-                      </wps:spPr>
-                      <wps:style>
-                        <a:lnRef idx="2">
-                          <a:schemeClr val="accent1">
-                            <a:shade val="50000"/>
-                          </a:schemeClr>
-                        </a:lnRef>
-                        <a:fillRef idx="1">
-                          <a:schemeClr val="accent1"/>
-                        </a:fillRef>
-                        <a:effectRef idx="0">
-                          <a:schemeClr val="accent1"/>
-                        </a:effectRef>
-                        <a:fontRef idx="minor">
-                          <a:schemeClr val="lt1"/>
-                        </a:fontRef>
-                      </wps:style>
-                      <wps:bodyPr rot="0" spcFirstLastPara="0" vertOverflow="overflow" horzOverflow="overflow" vert="horz" wrap="square" lIns="91440" tIns="45720" rIns="91440" bIns="45720" numCol="1" spcCol="0" rtlCol="0" fromWordArt="0" anchor="ctr" anchorCtr="0" forceAA="0" compatLnSpc="1">
-                        <a:prstTxWarp prst="textNoShape">
-                          <a:avLst/>
-                        </a:prstTxWarp>
-                        <a:noAutofit/>
-                      </wps:bodyPr>
-                    </wps:wsp>
-                  </a:graphicData>
-                </a:graphic>
-                <wp14:sizeRelH relativeFrom="margin">
-                  <wp14:pctWidth>0</wp14:pctWidth>
-                </wp14:sizeRelH>
-                <wp14:sizeRelV relativeFrom="margin">
-                  <wp14:pctHeight>0</wp14:pctHeight>
-                </wp14:sizeRelV>
-              </wp:anchor>
-            </w:drawing>
-          </mc:Choice>
-          <mc:Fallback>
-            <w:pict>
-              <v:rect w14:anchorId="13524163" id="Rectangle 1" o:spid="_x0000_s1026" alt="&quot;&quot;" style="position:absolute;margin-left:.6pt;margin-top:-250.2pt;width:41.75pt;height:851.4pt;z-index:251661312;visibility:visible;mso-wrap-style:square;mso-width-percent:0;mso-height-percent:0;mso-wrap-distance-left:9pt;mso-wrap-distance-top:0;mso-wrap-distance-right:9pt;mso-wrap-distance-bottom:0;mso-position-horizontal:absolute;mso-position-horizontal-relative:page;mso-position-vertical:absolute;mso-position-vertical-relative:text;mso-width-percent:0;mso-height-percent:0;mso-width-relative:margin;mso-height-relative:margin;v-text-anchor:middle" o:gfxdata="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" fillcolor="#272727 [2749]" strokecolor="black [3213]" strokeweight="1pt">
-                <w10:wrap anchorx="page"/>
-                <w10:anchorlock/>
-              </v:rect>
-            </w:pict>
-          </mc:Fallback>
-        </mc:AlternateContent>
-      </w:r>
     </w:p>
     <w:sectPr>
       <w:type w:val="continuous"/>
@@ -1042,6 +1172,140 @@
 <file path=word/numbering.xml><?xml version="1.0" encoding="utf-8"?>
 <w:numbering xmlns:wpc="http://schemas.microsoft.com/office/word/2010/wordprocessingCanvas" xmlns:cx="http://schemas.microsoft.com/office/drawing/2014/chartex" xmlns:cx1="http://schemas.microsoft.com/office/drawing/2015/9/8/chartex" xmlns:cx2="http://schemas.microsoft.com/office/drawing/2015/10/21/chartex" xmlns:cx3="http://schemas.microsoft.com/office/drawing/2016/5/9/chartex" xmlns:cx4="http://schemas.microsoft.com/office/drawing/2016/5/10/chartex" xmlns:cx5="http://schemas.microsoft.com/office/drawing/2016/5/11/chartex" xmlns:cx6="http://schemas.microsoft.com/office/drawing/2016/5/12/chartex" xmlns:cx7="http://schemas.microsoft.com/office/drawing/2016/5/13/chartex" xmlns:cx8="http://schemas.microsoft.com/office/drawing/2016/5/14/chartex" xmlns:mc="http://schemas.openxmlformats.org/markup-compatibility/2006" xmlns:aink="http://schemas.microsoft.com/office/drawing/2016/ink" xmlns:am3d="http://schemas.microsoft.com/office/drawing/2017/model3d" xmlns:o="urn:schemas-microsoft-com:office:office" xmlns:oel="http://schemas.microsoft.com/office/2019/extlst" xmlns:r="http://schemas.openxmlformats.org/officeDocument/2006/relationships" xmlns:m="http://schemas.openxmlformats.org/officeDocument/2006/math" xmlns:v="urn:schemas-microsoft-com:vml" xmlns:wp14="http://schemas.microsoft.com/office/word/2010/wordprocessingDrawing" xmlns:wp="http://schemas.openxmlformats.org/drawingml/2006/wordprocessingDrawing" xmlns:w10="urn:schemas-microsoft-com:office:word" xmlns:w="http://schemas.openxmlformats.org/wordprocessingml/2006/main" xmlns:w14="http://schemas.microsoft.com/office/word/2010/wordml" xmlns:w15="http://schemas.microsoft.com/office/word/2012/wordml" xmlns:w16cex="http://schemas.microsoft.com/office/word/2018/wordml/cex" xmlns:w16cid="http://schemas.microsoft.com/office/word/2016/wordml/cid" xmlns:w16="http://schemas.microsoft.com/office/word/2018/wordml" xmlns:w16du="http://schemas.microsoft.com/office/word/2023/wordml/word16du" xmlns:w16sdtdh="http://schemas.microsoft.com/office/word/2020/wordml/sdtdatahash" xmlns:w16sdtfl="http://schemas.microsoft.com/office/word/2024/wordml/sdtformatlock" xmlns:w16se="http://schemas.microsoft.com/office/word/2015/wordml/symex" xmlns:wpg="http://schemas.microsoft.com/office/word/2010/wordprocessingGroup" xmlns:wpi="http://schemas.microsoft.com/office/word/2010/wordprocessingInk" xmlns:wne="http://schemas.microsoft.com/office/word/2006/wordml" xmlns:wps="http://schemas.microsoft.com/office/word/2010/wordprocessingShape" mc:Ignorable="w14 w15 w16se w16cid w16 w16cex w16sdtdh w16sdtfl w16du wp14">
   <w:abstractNum w:abstractNumId="0" w15:restartNumberingAfterBreak="0">
+    <w:nsid w:val="FFFFFF89"/>
+    <w:multiLevelType w:val="singleLevel"/>
+    <w:tmpl w:val="31C6C528"/>
+    <w:lvl w:ilvl="0">
+      <w:start w:val="1"/>
+      <w:numFmt w:val="bullet"/>
+      <w:pStyle w:val="ListBullet"/>
+      <w:lvlText w:val=""/>
+      <w:lvlJc w:val="left"/>
+      <w:pPr>
+        <w:tabs>
+          <w:tab w:val="num" w:pos="360"/>
+        </w:tabs>
+        <w:ind w:left="360" w:hanging="360"/>
+      </w:pPr>
+      <w:rPr>
+        <w:rFonts w:ascii="Symbol" w:hAnsi="Symbol" w:hint="default"/>
+      </w:rPr>
+    </w:lvl>
+  </w:abstractNum>
+  <w:abstractNum w:abstractNumId="1" w15:restartNumberingAfterBreak="0">
+    <w:nsid w:val="00EA4B1A"/>
+    <w:multiLevelType w:val="hybridMultilevel"/>
+    <w:tmpl w:val="DBF27EEC"/>
+    <w:lvl w:ilvl="0" w:tplc="04090001">
+      <w:start w:val="1"/>
+      <w:numFmt w:val="bullet"/>
+      <w:lvlText w:val=""/>
+      <w:lvlJc w:val="left"/>
+      <w:pPr>
+        <w:ind w:left="720" w:hanging="360"/>
+      </w:pPr>
+      <w:rPr>
+        <w:rFonts w:ascii="Symbol" w:hAnsi="Symbol" w:hint="default"/>
+      </w:rPr>
+    </w:lvl>
+    <w:lvl w:ilvl="1" w:tplc="04090003" w:tentative="1">
+      <w:start w:val="1"/>
+      <w:numFmt w:val="bullet"/>
+      <w:lvlText w:val="o"/>
+      <w:lvlJc w:val="left"/>
+      <w:pPr>
+        <w:ind w:left="1440" w:hanging="360"/>
+      </w:pPr>
+      <w:rPr>
+        <w:rFonts w:ascii="Courier New" w:hAnsi="Courier New" w:cs="Courier New" w:hint="default"/>
+      </w:rPr>
+    </w:lvl>
+    <w:lvl w:ilvl="2" w:tplc="04090005" w:tentative="1">
+      <w:start w:val="1"/>
+      <w:numFmt w:val="bullet"/>
+      <w:lvlText w:val=""/>
+      <w:lvlJc w:val="left"/>
+      <w:pPr>
+        <w:ind w:left="2160" w:hanging="360"/>
+      </w:pPr>
+      <w:rPr>
+        <w:rFonts w:ascii="Wingdings" w:hAnsi="Wingdings" w:hint="default"/>
+      </w:rPr>
+    </w:lvl>
+    <w:lvl w:ilvl="3" w:tplc="04090001" w:tentative="1">
+      <w:start w:val="1"/>
+      <w:numFmt w:val="bullet"/>
+      <w:lvlText w:val=""/>
+      <w:lvlJc w:val="left"/>
+      <w:pPr>
+        <w:ind w:left="2880" w:hanging="360"/>
+      </w:pPr>
+      <w:rPr>
+        <w:rFonts w:ascii="Symbol" w:hAnsi="Symbol" w:hint="default"/>
+      </w:rPr>
+    </w:lvl>
+    <w:lvl w:ilvl="4" w:tplc="04090003" w:tentative="1">
+      <w:start w:val="1"/>
+      <w:numFmt w:val="bullet"/>
+      <w:lvlText w:val="o"/>
+      <w:lvlJc w:val="left"/>
+      <w:pPr>
+        <w:ind w:left="3600" w:hanging="360"/>
+      </w:pPr>
+      <w:rPr>
+        <w:rFonts w:ascii="Courier New" w:hAnsi="Courier New" w:cs="Courier New" w:hint="default"/>
+      </w:rPr>
+    </w:lvl>
+    <w:lvl w:ilvl="5" w:tplc="04090005" w:tentative="1">
+      <w:start w:val="1"/>
+      <w:numFmt w:val="bullet"/>
+      <w:lvlText w:val=""/>
+      <w:lvlJc w:val="left"/>
+      <w:pPr>
+        <w:ind w:left="4320" w:hanging="360"/>
+      </w:pPr>
+      <w:rPr>
+        <w:rFonts w:ascii="Wingdings" w:hAnsi="Wingdings" w:hint="default"/>
+      </w:rPr>
+    </w:lvl>
+    <w:lvl w:ilvl="6" w:tplc="04090001" w:tentative="1">
+      <w:start w:val="1"/>
+      <w:numFmt w:val="bullet"/>
+      <w:lvlText w:val=""/>
+      <w:lvlJc w:val="left"/>
+      <w:pPr>
+        <w:ind w:left="5040" w:hanging="360"/>
+      </w:pPr>
+      <w:rPr>
+        <w:rFonts w:ascii="Symbol" w:hAnsi="Symbol" w:hint="default"/>
+      </w:rPr>
+    </w:lvl>
+    <w:lvl w:ilvl="7" w:tplc="04090003" w:tentative="1">
+      <w:start w:val="1"/>
+      <w:numFmt w:val="bullet"/>
+      <w:lvlText w:val="o"/>
+      <w:lvlJc w:val="left"/>
+      <w:pPr>
+        <w:ind w:left="5760" w:hanging="360"/>
+      </w:pPr>
+      <w:rPr>
+        <w:rFonts w:ascii="Courier New" w:hAnsi="Courier New" w:cs="Courier New" w:hint="default"/>
+      </w:rPr>
+    </w:lvl>
+    <w:lvl w:ilvl="8" w:tplc="04090005" w:tentative="1">
+      <w:start w:val="1"/>
+      <w:numFmt w:val="bullet"/>
+      <w:lvlText w:val=""/>
+      <w:lvlJc w:val="left"/>
+      <w:pPr>
+        <w:ind w:left="6480" w:hanging="360"/>
+      </w:pPr>
+      <w:rPr>
+        <w:rFonts w:ascii="Wingdings" w:hAnsi="Wingdings" w:hint="default"/>
+      </w:rPr>
+    </w:lvl>
+  </w:abstractNum>
+  <w:abstractNum w:abstractNumId="2" w15:restartNumberingAfterBreak="0">
     <w:nsid w:val="0F4E4A26"/>
     <w:multiLevelType w:val="multilevel"/>
     <w:tmpl w:val="BD20E95C"/>
@@ -1161,7 +1425,7 @@
       </w:rPr>
     </w:lvl>
   </w:abstractNum>
-  <w:abstractNum w:abstractNumId="1" w15:restartNumberingAfterBreak="0">
+  <w:abstractNum w:abstractNumId="3" w15:restartNumberingAfterBreak="0">
     <w:nsid w:val="19FD4007"/>
     <w:multiLevelType w:val="multilevel"/>
     <w:tmpl w:val="868C2648"/>
@@ -1281,7 +1545,7 @@
       </w:rPr>
     </w:lvl>
   </w:abstractNum>
-  <w:abstractNum w:abstractNumId="2" w15:restartNumberingAfterBreak="0">
+  <w:abstractNum w:abstractNumId="4" w15:restartNumberingAfterBreak="0">
     <w:nsid w:val="251F3DC0"/>
     <w:multiLevelType w:val="multilevel"/>
     <w:tmpl w:val="0409001D"/>
@@ -1368,7 +1632,120 @@
       </w:pPr>
     </w:lvl>
   </w:abstractNum>
-  <w:abstractNum w:abstractNumId="3" w15:restartNumberingAfterBreak="0">
+  <w:abstractNum w:abstractNumId="5" w15:restartNumberingAfterBreak="0">
+    <w:nsid w:val="3A2C70FF"/>
+    <w:multiLevelType w:val="hybridMultilevel"/>
+    <w:tmpl w:val="83909194"/>
+    <w:lvl w:ilvl="0" w:tplc="130C34F2">
+      <w:start w:val="1"/>
+      <w:numFmt w:val="bullet"/>
+      <w:lvlText w:val=""/>
+      <w:lvlJc w:val="left"/>
+      <w:pPr>
+        <w:ind w:left="720" w:hanging="360"/>
+      </w:pPr>
+      <w:rPr>
+        <w:rFonts w:ascii="Symbol" w:hAnsi="Symbol" w:hint="default"/>
+      </w:rPr>
+    </w:lvl>
+    <w:lvl w:ilvl="1" w:tplc="04090003" w:tentative="1">
+      <w:start w:val="1"/>
+      <w:numFmt w:val="bullet"/>
+      <w:lvlText w:val="o"/>
+      <w:lvlJc w:val="left"/>
+      <w:pPr>
+        <w:ind w:left="1440" w:hanging="360"/>
+      </w:pPr>
+      <w:rPr>
+        <w:rFonts w:ascii="Courier New" w:hAnsi="Courier New" w:cs="Courier New" w:hint="default"/>
+      </w:rPr>
+    </w:lvl>
+    <w:lvl w:ilvl="2" w:tplc="04090005" w:tentative="1">
+      <w:start w:val="1"/>
+      <w:numFmt w:val="bullet"/>
+      <w:lvlText w:val=""/>
+      <w:lvlJc w:val="left"/>
+      <w:pPr>
+        <w:ind w:left="2160" w:hanging="360"/>
+      </w:pPr>
+      <w:rPr>
+        <w:rFonts w:ascii="Wingdings" w:hAnsi="Wingdings" w:hint="default"/>
+      </w:rPr>
+    </w:lvl>
+    <w:lvl w:ilvl="3" w:tplc="04090001" w:tentative="1">
+      <w:start w:val="1"/>
+      <w:numFmt w:val="bullet"/>
+      <w:lvlText w:val=""/>
+      <w:lvlJc w:val="left"/>
+      <w:pPr>
+        <w:ind w:left="2880" w:hanging="360"/>
+      </w:pPr>
+      <w:rPr>
+        <w:rFonts w:ascii="Symbol" w:hAnsi="Symbol" w:hint="default"/>
+      </w:rPr>
+    </w:lvl>
+    <w:lvl w:ilvl="4" w:tplc="04090003" w:tentative="1">
+      <w:start w:val="1"/>
+      <w:numFmt w:val="bullet"/>
+      <w:lvlText w:val="o"/>
+      <w:lvlJc w:val="left"/>
+      <w:pPr>
+        <w:ind w:left="3600" w:hanging="360"/>
+      </w:pPr>
+      <w:rPr>
+        <w:rFonts w:ascii="Courier New" w:hAnsi="Courier New" w:cs="Courier New" w:hint="default"/>
+      </w:rPr>
+    </w:lvl>
+    <w:lvl w:ilvl="5" w:tplc="04090005" w:tentative="1">
+      <w:start w:val="1"/>
+      <w:numFmt w:val="bullet"/>
+      <w:lvlText w:val=""/>
+      <w:lvlJc w:val="left"/>
+      <w:pPr>
+        <w:ind w:left="4320" w:hanging="360"/>
+      </w:pPr>
+      <w:rPr>
+        <w:rFonts w:ascii="Wingdings" w:hAnsi="Wingdings" w:hint="default"/>
+      </w:rPr>
+    </w:lvl>
+    <w:lvl w:ilvl="6" w:tplc="04090001" w:tentative="1">
+      <w:start w:val="1"/>
+      <w:numFmt w:val="bullet"/>
+      <w:lvlText w:val=""/>
+      <w:lvlJc w:val="left"/>
+      <w:pPr>
+        <w:ind w:left="5040" w:hanging="360"/>
+      </w:pPr>
+      <w:rPr>
+        <w:rFonts w:ascii="Symbol" w:hAnsi="Symbol" w:hint="default"/>
+      </w:rPr>
+    </w:lvl>
+    <w:lvl w:ilvl="7" w:tplc="04090003" w:tentative="1">
+      <w:start w:val="1"/>
+      <w:numFmt w:val="bullet"/>
+      <w:lvlText w:val="o"/>
+      <w:lvlJc w:val="left"/>
+      <w:pPr>
+        <w:ind w:left="5760" w:hanging="360"/>
+      </w:pPr>
+      <w:rPr>
+        <w:rFonts w:ascii="Courier New" w:hAnsi="Courier New" w:cs="Courier New" w:hint="default"/>
+      </w:rPr>
+    </w:lvl>
+    <w:lvl w:ilvl="8" w:tplc="04090005" w:tentative="1">
+      <w:start w:val="1"/>
+      <w:numFmt w:val="bullet"/>
+      <w:lvlText w:val=""/>
+      <w:lvlJc w:val="left"/>
+      <w:pPr>
+        <w:ind w:left="6480" w:hanging="360"/>
+      </w:pPr>
+      <w:rPr>
+        <w:rFonts w:ascii="Wingdings" w:hAnsi="Wingdings" w:hint="default"/>
+      </w:rPr>
+    </w:lvl>
+  </w:abstractNum>
+  <w:abstractNum w:abstractNumId="6" w15:restartNumberingAfterBreak="0">
     <w:nsid w:val="5CE45619"/>
     <w:multiLevelType w:val="multilevel"/>
     <w:tmpl w:val="0409001D"/>
@@ -1455,7 +1832,7 @@
       </w:pPr>
     </w:lvl>
   </w:abstractNum>
-  <w:abstractNum w:abstractNumId="4" w15:restartNumberingAfterBreak="0">
+  <w:abstractNum w:abstractNumId="7" w15:restartNumberingAfterBreak="0">
     <w:nsid w:val="7FF06D3F"/>
     <w:multiLevelType w:val="multilevel"/>
     <w:tmpl w:val="79F4F232"/>
@@ -1576,19 +1953,28 @@
     </w:lvl>
   </w:abstractNum>
   <w:num w:numId="1" w16cid:durableId="263080451">
+    <w:abstractNumId w:val="3"/>
+  </w:num>
+  <w:num w:numId="2" w16cid:durableId="331644053">
+    <w:abstractNumId w:val="6"/>
+  </w:num>
+  <w:num w:numId="3" w16cid:durableId="753747787">
+    <w:abstractNumId w:val="4"/>
+  </w:num>
+  <w:num w:numId="4" w16cid:durableId="1895047714">
+    <w:abstractNumId w:val="7"/>
+  </w:num>
+  <w:num w:numId="5" w16cid:durableId="1803503293">
+    <w:abstractNumId w:val="2"/>
+  </w:num>
+  <w:num w:numId="6" w16cid:durableId="1790466904">
+    <w:abstractNumId w:val="0"/>
+  </w:num>
+  <w:num w:numId="7" w16cid:durableId="407270727">
     <w:abstractNumId w:val="1"/>
   </w:num>
-  <w:num w:numId="2" w16cid:durableId="331644053">
-    <w:abstractNumId w:val="3"/>
-  </w:num>
-  <w:num w:numId="3" w16cid:durableId="753747787">
-    <w:abstractNumId w:val="2"/>
-  </w:num>
-  <w:num w:numId="4" w16cid:durableId="1895047714">
-    <w:abstractNumId w:val="4"/>
-  </w:num>
-  <w:num w:numId="5" w16cid:durableId="1803503293">
-    <w:abstractNumId w:val="0"/>
+  <w:num w:numId="8" w16cid:durableId="967013531">
+    <w:abstractNumId w:val="5"/>
   </w:num>
 </w:numbering>
 </file>
@@ -2470,6 +2856,22 @@
       <w:shd w:val="clear" w:color="auto" w:fill="E1DFDD"/>
     </w:rPr>
   </w:style>
+  <w:style w:type="table" w:styleId="TableGridLight">
+    <w:name w:val="Grid Table Light"/>
+    <w:basedOn w:val="TableNormal"/>
+    <w:uiPriority w:val="40"/>
+    <w:rsid w:val="00DA4101"/>
+    <w:tblPr>
+      <w:tblBorders>
+        <w:top w:val="single" w:sz="4" w:space="0" w:color="BFBFBF" w:themeColor="background1" w:themeShade="BF"/>
+        <w:left w:val="single" w:sz="4" w:space="0" w:color="BFBFBF" w:themeColor="background1" w:themeShade="BF"/>
+        <w:bottom w:val="single" w:sz="4" w:space="0" w:color="BFBFBF" w:themeColor="background1" w:themeShade="BF"/>
+        <w:right w:val="single" w:sz="4" w:space="0" w:color="BFBFBF" w:themeColor="background1" w:themeShade="BF"/>
+        <w:insideH w:val="single" w:sz="4" w:space="0" w:color="BFBFBF" w:themeColor="background1" w:themeShade="BF"/>
+        <w:insideV w:val="single" w:sz="4" w:space="0" w:color="BFBFBF" w:themeColor="background1" w:themeShade="BF"/>
+      </w:tblBorders>
+    </w:tblPr>
+  </w:style>
 </w:styles>
 </file>
 
@@ -2478,7 +2880,7 @@
   <w:docParts>
     <w:docPart>
       <w:docPartPr>
-        <w:name w:val="249030383890425F8E7ACB9076B85EA5"/>
+        <w:name w:val="E41CBD4C6997434A87EF5060A3FCF888"/>
         <w:category>
           <w:name w:val="General"/>
           <w:gallery w:val="placeholder"/>
@@ -2489,12 +2891,12 @@
         <w:behaviors>
           <w:behavior w:val="content"/>
         </w:behaviors>
-        <w:guid w:val="{E0069925-38B5-4D0E-9F01-67AF957E05AD}"/>
+        <w:guid w:val="{9F9C0263-1587-44DF-AFE9-463DB6ECF046}"/>
       </w:docPartPr>
       <w:docPartBody>
         <w:p>
           <w:pPr>
-            <w:pStyle w:val="249030383890425F8E7ACB9076B85EA5"/>
+            <w:pStyle w:val="E41CBD4C6997434A87EF5060A3FCF888"/>
           </w:pPr>
           <w:r>
             <w:t>Experi</w:t>
@@ -2510,7 +2912,7 @@
     </w:docPart>
     <w:docPart>
       <w:docPartPr>
-        <w:name w:val="2CA0F64B9337440BA9589074678DE6D3"/>
+        <w:name w:val="B784F6F3E3A5428281F1F5A9F85F5DD7"/>
         <w:category>
           <w:name w:val="General"/>
           <w:gallery w:val="placeholder"/>
@@ -2521,12 +2923,12 @@
         <w:behaviors>
           <w:behavior w:val="content"/>
         </w:behaviors>
-        <w:guid w:val="{A7DCBA96-4EA4-4587-99C0-E13BD69BB120}"/>
+        <w:guid w:val="{96B13754-B368-410B-AF51-8BEACAF28CC3}"/>
       </w:docPartPr>
       <w:docPartBody>
         <w:p>
           <w:pPr>
-            <w:pStyle w:val="2CA0F64B9337440BA9589074678DE6D3"/>
+            <w:pStyle w:val="B784F6F3E3A5428281F1F5A9F85F5DD7"/>
           </w:pPr>
           <w:r>
             <w:t>Education</w:t>
@@ -2536,7 +2938,7 @@
     </w:docPart>
     <w:docPart>
       <w:docPartPr>
-        <w:name w:val="FC14B37520754ECD9B3A69455CB0B166"/>
+        <w:name w:val="9271A75EF52E433EB4697EB531277AFD"/>
         <w:category>
           <w:name w:val="General"/>
           <w:gallery w:val="placeholder"/>
@@ -2547,38 +2949,12 @@
         <w:behaviors>
           <w:behavior w:val="content"/>
         </w:behaviors>
-        <w:guid w:val="{D24B6C75-0EB7-4232-83B2-D5742866646C}"/>
+        <w:guid w:val="{9F106F87-236E-4708-9A47-414FAB00ADEF}"/>
       </w:docPartPr>
       <w:docPartBody>
         <w:p>
           <w:pPr>
-            <w:pStyle w:val="FC14B37520754ECD9B3A69455CB0B166"/>
-          </w:pPr>
-          <w:r>
-            <w:t>Distinguished member of university’s Accounting Society</w:t>
-          </w:r>
-        </w:p>
-      </w:docPartBody>
-    </w:docPart>
-    <w:docPart>
-      <w:docPartPr>
-        <w:name w:val="7A615B29E04D4A909A40EC88DDFC8680"/>
-        <w:category>
-          <w:name w:val="General"/>
-          <w:gallery w:val="placeholder"/>
-        </w:category>
-        <w:types>
-          <w:type w:val="bbPlcHdr"/>
-        </w:types>
-        <w:behaviors>
-          <w:behavior w:val="content"/>
-        </w:behaviors>
-        <w:guid w:val="{05C616D8-C4E4-41DF-BB6A-905ACEFAE5B5}"/>
-      </w:docPartPr>
-      <w:docPartBody>
-        <w:p>
-          <w:pPr>
-            <w:pStyle w:val="7A615B29E04D4A909A40EC88DDFC8680"/>
+            <w:pStyle w:val="9271A75EF52E433EB4697EB531277AFD"/>
           </w:pPr>
           <w:r>
             <w:t>Skills</w:t>
@@ -2815,21 +3191,29 @@
     <w:rsid w:val="001A2744"/>
     <w:rsid w:val="001C77DB"/>
     <w:rsid w:val="00211CA5"/>
+    <w:rsid w:val="00243E02"/>
     <w:rsid w:val="002C68BF"/>
+    <w:rsid w:val="002E139B"/>
     <w:rsid w:val="00395C07"/>
+    <w:rsid w:val="003B4FAF"/>
+    <w:rsid w:val="003C4953"/>
+    <w:rsid w:val="005454EC"/>
     <w:rsid w:val="005B5EA4"/>
+    <w:rsid w:val="005F765D"/>
     <w:rsid w:val="00637648"/>
     <w:rsid w:val="00750CA8"/>
     <w:rsid w:val="007A671F"/>
     <w:rsid w:val="008510BC"/>
     <w:rsid w:val="00864493"/>
     <w:rsid w:val="0086689C"/>
+    <w:rsid w:val="00896163"/>
     <w:rsid w:val="008C2D55"/>
     <w:rsid w:val="009C68BA"/>
     <w:rsid w:val="00A91ECE"/>
     <w:rsid w:val="00BB5CA8"/>
     <w:rsid w:val="00BC2F33"/>
     <w:rsid w:val="00BD70A6"/>
+    <w:rsid w:val="00BF2A35"/>
     <w:rsid w:val="00BF3D1A"/>
     <w:rsid w:val="00C021CE"/>
     <w:rsid w:val="00C514E1"/>
@@ -3306,10 +3690,6 @@
     <w:semiHidden/>
     <w:unhideWhenUsed/>
   </w:style>
-  <w:style w:type="paragraph" w:customStyle="1" w:styleId="1B1FD98524DBA6459F8F251484D94337">
-    <w:name w:val="1B1FD98524DBA6459F8F251484D94337"/>
-    <w:rsid w:val="00864493"/>
-  </w:style>
   <w:style w:type="character" w:styleId="IntenseEmphasis">
     <w:name w:val="Intense Emphasis"/>
     <w:basedOn w:val="DefaultParagraphFont"/>
@@ -3322,121 +3702,26 @@
       <w:color w:val="262626" w:themeColor="text1" w:themeTint="D9"/>
     </w:rPr>
   </w:style>
-  <w:style w:type="paragraph" w:customStyle="1" w:styleId="6FE0D910023D5348A72D56A5FBE47A62">
-    <w:name w:val="6FE0D910023D5348A72D56A5FBE47A62"/>
-    <w:rsid w:val="00864493"/>
-  </w:style>
-  <w:style w:type="paragraph" w:customStyle="1" w:styleId="5F848914CA8A234FAD2572F8A692D198">
-    <w:name w:val="5F848914CA8A234FAD2572F8A692D198"/>
-    <w:rsid w:val="00864493"/>
-  </w:style>
-  <w:style w:type="paragraph" w:customStyle="1" w:styleId="36AF6BDB9068894ABA745ED2D88AFDC9">
-    <w:name w:val="36AF6BDB9068894ABA745ED2D88AFDC9"/>
-    <w:rsid w:val="00864493"/>
-  </w:style>
-  <w:style w:type="paragraph" w:customStyle="1" w:styleId="8C56C6E4DDEC6C4B85CAC7BA7AA91445">
-    <w:name w:val="8C56C6E4DDEC6C4B85CAC7BA7AA91445"/>
-    <w:rsid w:val="00864493"/>
-  </w:style>
-  <w:style w:type="paragraph" w:customStyle="1" w:styleId="47E0C738E23A7841BC8CC0B23C924121">
-    <w:name w:val="47E0C738E23A7841BC8CC0B23C924121"/>
-    <w:rsid w:val="00864493"/>
-  </w:style>
-  <w:style w:type="paragraph" w:customStyle="1" w:styleId="88A9BEF333DBF44FA0DF1D2635955EB8">
-    <w:name w:val="88A9BEF333DBF44FA0DF1D2635955EB8"/>
-    <w:rsid w:val="00864493"/>
-  </w:style>
-  <w:style w:type="paragraph" w:customStyle="1" w:styleId="D36B05816FA32041B07B84A757C876C6">
-    <w:name w:val="D36B05816FA32041B07B84A757C876C6"/>
-    <w:rsid w:val="00864493"/>
-  </w:style>
-  <w:style w:type="paragraph" w:customStyle="1" w:styleId="1F9BF68585A20F4D826DA023BB86B04C">
-    <w:name w:val="1F9BF68585A20F4D826DA023BB86B04C"/>
-    <w:rsid w:val="00864493"/>
-  </w:style>
-  <w:style w:type="paragraph" w:customStyle="1" w:styleId="ECD0E66CC12AAB4F8D56B78500837F50">
-    <w:name w:val="ECD0E66CC12AAB4F8D56B78500837F50"/>
-    <w:rsid w:val="00864493"/>
-  </w:style>
-  <w:style w:type="paragraph" w:customStyle="1" w:styleId="6DB4BC05FC385B41B9425EBA0877D328">
-    <w:name w:val="6DB4BC05FC385B41B9425EBA0877D328"/>
-    <w:rsid w:val="00864493"/>
-  </w:style>
-  <w:style w:type="paragraph" w:customStyle="1" w:styleId="A715FD345B8B2A44946F9A6E3A72EE2F">
-    <w:name w:val="A715FD345B8B2A44946F9A6E3A72EE2F"/>
-    <w:rsid w:val="00864493"/>
-  </w:style>
-  <w:style w:type="paragraph" w:customStyle="1" w:styleId="A47B059EFA38664A8726EFF74CB5083C">
-    <w:name w:val="A47B059EFA38664A8726EFF74CB5083C"/>
-    <w:rsid w:val="00864493"/>
-  </w:style>
-  <w:style w:type="paragraph" w:customStyle="1" w:styleId="EA53A7C393360641AAB971A2476FB7F8">
-    <w:name w:val="EA53A7C393360641AAB971A2476FB7F8"/>
-    <w:rsid w:val="00864493"/>
-  </w:style>
-  <w:style w:type="paragraph" w:customStyle="1" w:styleId="AC3DDE05C4561F4192138291E54FBBE8">
-    <w:name w:val="AC3DDE05C4561F4192138291E54FBBE8"/>
-    <w:rsid w:val="00864493"/>
-  </w:style>
-  <w:style w:type="paragraph" w:customStyle="1" w:styleId="402C0C56F24A81479F9FBA7B4DE66231">
-    <w:name w:val="402C0C56F24A81479F9FBA7B4DE66231"/>
-    <w:rsid w:val="00864493"/>
-  </w:style>
-  <w:style w:type="paragraph" w:customStyle="1" w:styleId="ECAA31ADEC90A041BE4EBE8282D22BB7">
-    <w:name w:val="ECAA31ADEC90A041BE4EBE8282D22BB7"/>
-    <w:rsid w:val="00864493"/>
-  </w:style>
-  <w:style w:type="paragraph" w:customStyle="1" w:styleId="76A998E7C883A849A3A90ECD6F598043">
-    <w:name w:val="76A998E7C883A849A3A90ECD6F598043"/>
-    <w:rsid w:val="00864493"/>
-  </w:style>
-  <w:style w:type="paragraph" w:customStyle="1" w:styleId="122E00472D29EA42820D6DC6A2FDCD7F">
-    <w:name w:val="122E00472D29EA42820D6DC6A2FDCD7F"/>
-    <w:rsid w:val="00864493"/>
-  </w:style>
-  <w:style w:type="paragraph" w:customStyle="1" w:styleId="2F9A24BAF7E96E46897F5BCD1CF3F16C">
-    <w:name w:val="2F9A24BAF7E96E46897F5BCD1CF3F16C"/>
-    <w:rsid w:val="00864493"/>
-  </w:style>
-  <w:style w:type="paragraph" w:customStyle="1" w:styleId="FA6C0617BF646C4EAA1C5E7DA3579E6C">
-    <w:name w:val="FA6C0617BF646C4EAA1C5E7DA3579E6C"/>
-    <w:rsid w:val="00864493"/>
-  </w:style>
-  <w:style w:type="paragraph" w:customStyle="1" w:styleId="1B6408E421DB8546BE02337D17568D92">
-    <w:name w:val="1B6408E421DB8546BE02337D17568D92"/>
-    <w:rsid w:val="00864493"/>
-  </w:style>
-  <w:style w:type="paragraph" w:customStyle="1" w:styleId="82EB5C653BED6248A73C251E7A860820">
-    <w:name w:val="82EB5C653BED6248A73C251E7A860820"/>
-    <w:rsid w:val="00864493"/>
-  </w:style>
-  <w:style w:type="paragraph" w:customStyle="1" w:styleId="34CD43A4B772024C915069A258DA61CF">
-    <w:name w:val="34CD43A4B772024C915069A258DA61CF"/>
-    <w:rsid w:val="00864493"/>
-  </w:style>
-  <w:style w:type="paragraph" w:customStyle="1" w:styleId="4D464E2BEE7AED46BCD8B5D9E18A3151">
-    <w:name w:val="4D464E2BEE7AED46BCD8B5D9E18A3151"/>
-    <w:rsid w:val="00864493"/>
-  </w:style>
-  <w:style w:type="paragraph" w:customStyle="1" w:styleId="610F3418E5A9334886C7160992152C86">
-    <w:name w:val="610F3418E5A9334886C7160992152C86"/>
-    <w:rsid w:val="00864493"/>
-  </w:style>
-  <w:style w:type="paragraph" w:customStyle="1" w:styleId="DAF8E8DA5D228A4E853FC548651F47B0">
-    <w:name w:val="DAF8E8DA5D228A4E853FC548651F47B0"/>
-    <w:rsid w:val="00864493"/>
-  </w:style>
-  <w:style w:type="paragraph" w:customStyle="1" w:styleId="F5DAC9831C08B843839BF2A0172A9B36">
-    <w:name w:val="F5DAC9831C08B843839BF2A0172A9B36"/>
-    <w:rsid w:val="00864493"/>
-  </w:style>
-  <w:style w:type="paragraph" w:customStyle="1" w:styleId="7CA026C2C2249E47A1BC71D7CDD89FE4">
-    <w:name w:val="7CA026C2C2249E47A1BC71D7CDD89FE4"/>
-    <w:rsid w:val="00864493"/>
-  </w:style>
-  <w:style w:type="paragraph" w:customStyle="1" w:styleId="7AC57BFC3B19824FBF4EF55B8633D839">
-    <w:name w:val="7AC57BFC3B19824FBF4EF55B8633D839"/>
-    <w:rsid w:val="00864493"/>
+  <w:style w:type="paragraph" w:customStyle="1" w:styleId="E41CBD4C6997434A87EF5060A3FCF888">
+    <w:name w:val="E41CBD4C6997434A87EF5060A3FCF888"/>
+    <w:rsid w:val="00243E02"/>
+    <w:pPr>
+      <w:spacing w:after="160" w:line="278" w:lineRule="auto"/>
+    </w:pPr>
+  </w:style>
+  <w:style w:type="paragraph" w:customStyle="1" w:styleId="B784F6F3E3A5428281F1F5A9F85F5DD7">
+    <w:name w:val="B784F6F3E3A5428281F1F5A9F85F5DD7"/>
+    <w:rsid w:val="00243E02"/>
+    <w:pPr>
+      <w:spacing w:after="160" w:line="278" w:lineRule="auto"/>
+    </w:pPr>
+  </w:style>
+  <w:style w:type="paragraph" w:customStyle="1" w:styleId="9271A75EF52E433EB4697EB531277AFD">
+    <w:name w:val="9271A75EF52E433EB4697EB531277AFD"/>
+    <w:rsid w:val="00243E02"/>
+    <w:pPr>
+      <w:spacing w:after="160" w:line="278" w:lineRule="auto"/>
+    </w:pPr>
   </w:style>
   <w:style w:type="paragraph" w:styleId="ListBullet">
     <w:name w:val="List Bullet"/>
@@ -3458,256 +3743,6 @@
       <w14:ligatures w14:val="none"/>
     </w:rPr>
   </w:style>
-  <w:style w:type="paragraph" w:customStyle="1" w:styleId="C45F81BBB792494B9AAE103BD5229D66">
-    <w:name w:val="C45F81BBB792494B9AAE103BD5229D66"/>
-    <w:rsid w:val="00864493"/>
-  </w:style>
-  <w:style w:type="paragraph" w:customStyle="1" w:styleId="01AE30A21F16AE419A477A73E916C4F9">
-    <w:name w:val="01AE30A21F16AE419A477A73E916C4F9"/>
-    <w:rsid w:val="00864493"/>
-  </w:style>
-  <w:style w:type="paragraph" w:customStyle="1" w:styleId="5DB41DBFF4573C44A9B6A48AB74CA92C">
-    <w:name w:val="5DB41DBFF4573C44A9B6A48AB74CA92C"/>
-    <w:rsid w:val="00864493"/>
-  </w:style>
-  <w:style w:type="paragraph" w:customStyle="1" w:styleId="43A121C4EB60054BBA4D77C1931762EA">
-    <w:name w:val="43A121C4EB60054BBA4D77C1931762EA"/>
-    <w:rsid w:val="00864493"/>
-  </w:style>
-  <w:style w:type="paragraph" w:customStyle="1" w:styleId="814B76F45DD4F54D8D13840B8EB48B0F">
-    <w:name w:val="814B76F45DD4F54D8D13840B8EB48B0F"/>
-    <w:rsid w:val="00864493"/>
-  </w:style>
-  <w:style w:type="paragraph" w:customStyle="1" w:styleId="046E9EBCEE554F4AB0D5CCF1B8559A96">
-    <w:name w:val="046E9EBCEE554F4AB0D5CCF1B8559A96"/>
-    <w:rsid w:val="00864493"/>
-  </w:style>
-  <w:style w:type="paragraph" w:customStyle="1" w:styleId="18ED37E953F88742AD84216E2175A589">
-    <w:name w:val="18ED37E953F88742AD84216E2175A589"/>
-    <w:rsid w:val="00864493"/>
-  </w:style>
-  <w:style w:type="paragraph" w:customStyle="1" w:styleId="11AF4A84AF1857429729445DD8BD2F0F">
-    <w:name w:val="11AF4A84AF1857429729445DD8BD2F0F"/>
-    <w:rsid w:val="00864493"/>
-  </w:style>
-  <w:style w:type="paragraph" w:customStyle="1" w:styleId="0740F8FD0855F64880CFC1EEDDE905AC">
-    <w:name w:val="0740F8FD0855F64880CFC1EEDDE905AC"/>
-    <w:rsid w:val="00C514E1"/>
-  </w:style>
-  <w:style w:type="paragraph" w:customStyle="1" w:styleId="960819931EB0A04B8A37FC5DAF96271A">
-    <w:name w:val="960819931EB0A04B8A37FC5DAF96271A"/>
-    <w:rsid w:val="00C514E1"/>
-  </w:style>
-  <w:style w:type="paragraph" w:customStyle="1" w:styleId="CC36B69943A942BABE38A1635D46182F">
-    <w:name w:val="CC36B69943A942BABE38A1635D46182F"/>
-    <w:rsid w:val="00395C07"/>
-    <w:pPr>
-      <w:spacing w:after="160" w:line="259" w:lineRule="auto"/>
-    </w:pPr>
-    <w:rPr>
-      <w:kern w:val="0"/>
-      <w:sz w:val="22"/>
-      <w:szCs w:val="22"/>
-      <w:lang w:val="en-AU" w:eastAsia="en-AU"/>
-      <w14:ligatures w14:val="none"/>
-    </w:rPr>
-  </w:style>
-  <w:style w:type="paragraph" w:customStyle="1" w:styleId="06A40FF66EC54AC1B2049E90A91E460D">
-    <w:name w:val="06A40FF66EC54AC1B2049E90A91E460D"/>
-    <w:rsid w:val="00395C07"/>
-    <w:pPr>
-      <w:spacing w:after="160" w:line="259" w:lineRule="auto"/>
-    </w:pPr>
-    <w:rPr>
-      <w:kern w:val="0"/>
-      <w:sz w:val="22"/>
-      <w:szCs w:val="22"/>
-      <w:lang w:val="en-AU" w:eastAsia="en-AU"/>
-      <w14:ligatures w14:val="none"/>
-    </w:rPr>
-  </w:style>
-  <w:style w:type="paragraph" w:customStyle="1" w:styleId="174C3F71410F4D429AFDFE711255BDF4">
-    <w:name w:val="174C3F71410F4D429AFDFE711255BDF4"/>
-    <w:rsid w:val="00395C07"/>
-    <w:pPr>
-      <w:spacing w:after="160" w:line="259" w:lineRule="auto"/>
-    </w:pPr>
-    <w:rPr>
-      <w:kern w:val="0"/>
-      <w:sz w:val="22"/>
-      <w:szCs w:val="22"/>
-      <w:lang w:val="en-AU" w:eastAsia="en-AU"/>
-      <w14:ligatures w14:val="none"/>
-    </w:rPr>
-  </w:style>
-  <w:style w:type="paragraph" w:customStyle="1" w:styleId="EF5F53FB469C4143BDECA46FC31C4603">
-    <w:name w:val="EF5F53FB469C4143BDECA46FC31C4603"/>
-    <w:rsid w:val="00395C07"/>
-    <w:pPr>
-      <w:spacing w:after="160" w:line="259" w:lineRule="auto"/>
-    </w:pPr>
-    <w:rPr>
-      <w:kern w:val="0"/>
-      <w:sz w:val="22"/>
-      <w:szCs w:val="22"/>
-      <w:lang w:val="en-AU" w:eastAsia="en-AU"/>
-      <w14:ligatures w14:val="none"/>
-    </w:rPr>
-  </w:style>
-  <w:style w:type="paragraph" w:customStyle="1" w:styleId="E641D917339F42B5BCDBD825F713264B">
-    <w:name w:val="E641D917339F42B5BCDBD825F713264B"/>
-    <w:rsid w:val="00395C07"/>
-    <w:pPr>
-      <w:spacing w:after="160" w:line="259" w:lineRule="auto"/>
-    </w:pPr>
-    <w:rPr>
-      <w:kern w:val="0"/>
-      <w:sz w:val="22"/>
-      <w:szCs w:val="22"/>
-      <w:lang w:val="en-AU" w:eastAsia="en-AU"/>
-      <w14:ligatures w14:val="none"/>
-    </w:rPr>
-  </w:style>
-  <w:style w:type="paragraph" w:customStyle="1" w:styleId="D3D6A735F83744FDAA373EBEBB3F18AC">
-    <w:name w:val="D3D6A735F83744FDAA373EBEBB3F18AC"/>
-    <w:rsid w:val="00395C07"/>
-    <w:pPr>
-      <w:spacing w:after="160" w:line="259" w:lineRule="auto"/>
-    </w:pPr>
-    <w:rPr>
-      <w:kern w:val="0"/>
-      <w:sz w:val="22"/>
-      <w:szCs w:val="22"/>
-      <w:lang w:val="en-AU" w:eastAsia="en-AU"/>
-      <w14:ligatures w14:val="none"/>
-    </w:rPr>
-  </w:style>
-  <w:style w:type="paragraph" w:customStyle="1" w:styleId="8F6005279F22489B83F3122AA5988F50">
-    <w:name w:val="8F6005279F22489B83F3122AA5988F50"/>
-    <w:rsid w:val="00395C07"/>
-    <w:pPr>
-      <w:spacing w:after="160" w:line="259" w:lineRule="auto"/>
-    </w:pPr>
-    <w:rPr>
-      <w:kern w:val="0"/>
-      <w:sz w:val="22"/>
-      <w:szCs w:val="22"/>
-      <w:lang w:val="en-AU" w:eastAsia="en-AU"/>
-      <w14:ligatures w14:val="none"/>
-    </w:rPr>
-  </w:style>
-  <w:style w:type="paragraph" w:customStyle="1" w:styleId="F4D0B22D3B6F4030B61808B0396F578F">
-    <w:name w:val="F4D0B22D3B6F4030B61808B0396F578F"/>
-    <w:rsid w:val="00395C07"/>
-    <w:pPr>
-      <w:spacing w:after="160" w:line="259" w:lineRule="auto"/>
-    </w:pPr>
-    <w:rPr>
-      <w:kern w:val="0"/>
-      <w:sz w:val="22"/>
-      <w:szCs w:val="22"/>
-      <w:lang w:val="en-AU" w:eastAsia="en-AU"/>
-      <w14:ligatures w14:val="none"/>
-    </w:rPr>
-  </w:style>
-  <w:style w:type="paragraph" w:customStyle="1" w:styleId="5C4C551293E94B3599C585CC75FF6373">
-    <w:name w:val="5C4C551293E94B3599C585CC75FF6373"/>
-    <w:rsid w:val="00395C07"/>
-    <w:pPr>
-      <w:spacing w:after="160" w:line="259" w:lineRule="auto"/>
-    </w:pPr>
-    <w:rPr>
-      <w:kern w:val="0"/>
-      <w:sz w:val="22"/>
-      <w:szCs w:val="22"/>
-      <w:lang w:val="en-AU" w:eastAsia="en-AU"/>
-      <w14:ligatures w14:val="none"/>
-    </w:rPr>
-  </w:style>
-  <w:style w:type="paragraph" w:customStyle="1" w:styleId="DF7BC98CF9AF43D292CD857AB0D97DD0">
-    <w:name w:val="DF7BC98CF9AF43D292CD857AB0D97DD0"/>
-    <w:rsid w:val="00395C07"/>
-    <w:pPr>
-      <w:spacing w:after="160" w:line="259" w:lineRule="auto"/>
-    </w:pPr>
-    <w:rPr>
-      <w:kern w:val="0"/>
-      <w:sz w:val="22"/>
-      <w:szCs w:val="22"/>
-      <w:lang w:val="en-AU" w:eastAsia="en-AU"/>
-      <w14:ligatures w14:val="none"/>
-    </w:rPr>
-  </w:style>
-  <w:style w:type="paragraph" w:customStyle="1" w:styleId="02467C726BEB4542972D0242B8A2321F">
-    <w:name w:val="02467C726BEB4542972D0242B8A2321F"/>
-    <w:rsid w:val="00395C07"/>
-    <w:pPr>
-      <w:spacing w:after="160" w:line="259" w:lineRule="auto"/>
-    </w:pPr>
-    <w:rPr>
-      <w:kern w:val="0"/>
-      <w:sz w:val="22"/>
-      <w:szCs w:val="22"/>
-      <w:lang w:val="en-AU" w:eastAsia="en-AU"/>
-      <w14:ligatures w14:val="none"/>
-    </w:rPr>
-  </w:style>
-  <w:style w:type="paragraph" w:customStyle="1" w:styleId="51BB64BC8780415A9A1AE909895CA739">
-    <w:name w:val="51BB64BC8780415A9A1AE909895CA739"/>
-    <w:rsid w:val="00395C07"/>
-    <w:pPr>
-      <w:spacing w:after="160" w:line="259" w:lineRule="auto"/>
-    </w:pPr>
-    <w:rPr>
-      <w:kern w:val="0"/>
-      <w:sz w:val="22"/>
-      <w:szCs w:val="22"/>
-      <w:lang w:val="en-AU" w:eastAsia="en-AU"/>
-      <w14:ligatures w14:val="none"/>
-    </w:rPr>
-  </w:style>
-  <w:style w:type="paragraph" w:customStyle="1" w:styleId="11B3C796691746C3B74A0FC7332BBE3C">
-    <w:name w:val="11B3C796691746C3B74A0FC7332BBE3C"/>
-    <w:rsid w:val="00395C07"/>
-    <w:pPr>
-      <w:spacing w:after="160" w:line="259" w:lineRule="auto"/>
-    </w:pPr>
-    <w:rPr>
-      <w:kern w:val="0"/>
-      <w:sz w:val="22"/>
-      <w:szCs w:val="22"/>
-      <w:lang w:val="en-AU" w:eastAsia="en-AU"/>
-      <w14:ligatures w14:val="none"/>
-    </w:rPr>
-  </w:style>
-  <w:style w:type="paragraph" w:customStyle="1" w:styleId="54B35395397E43DC97424E323B318980">
-    <w:name w:val="54B35395397E43DC97424E323B318980"/>
-    <w:rsid w:val="00395C07"/>
-    <w:pPr>
-      <w:spacing w:after="160" w:line="259" w:lineRule="auto"/>
-    </w:pPr>
-    <w:rPr>
-      <w:kern w:val="0"/>
-      <w:sz w:val="22"/>
-      <w:szCs w:val="22"/>
-      <w:lang w:val="en-AU" w:eastAsia="en-AU"/>
-      <w14:ligatures w14:val="none"/>
-    </w:rPr>
-  </w:style>
-  <w:style w:type="paragraph" w:customStyle="1" w:styleId="72D79EDF704B407189EE48248CDBD989">
-    <w:name w:val="72D79EDF704B407189EE48248CDBD989"/>
-    <w:rsid w:val="00395C07"/>
-    <w:pPr>
-      <w:spacing w:after="160" w:line="259" w:lineRule="auto"/>
-    </w:pPr>
-    <w:rPr>
-      <w:kern w:val="0"/>
-      <w:sz w:val="22"/>
-      <w:szCs w:val="22"/>
-      <w:lang w:val="en-AU" w:eastAsia="en-AU"/>
-      <w14:ligatures w14:val="none"/>
-    </w:rPr>
-  </w:style>
   <w:style w:type="character" w:styleId="SubtleReference">
     <w:name w:val="Subtle Reference"/>
     <w:aliases w:val="Company &amp; Location"/>
@@ -3726,384 +3761,6 @@
       <w:sz w:val="20"/>
     </w:rPr>
   </w:style>
-  <w:style w:type="paragraph" w:customStyle="1" w:styleId="A79E0B314C5F40028F2D4C53E062E333">
-    <w:name w:val="A79E0B314C5F40028F2D4C53E062E333"/>
-    <w:rsid w:val="00395C07"/>
-    <w:pPr>
-      <w:spacing w:after="160" w:line="259" w:lineRule="auto"/>
-    </w:pPr>
-    <w:rPr>
-      <w:kern w:val="0"/>
-      <w:sz w:val="22"/>
-      <w:szCs w:val="22"/>
-      <w:lang w:val="en-AU" w:eastAsia="en-AU"/>
-      <w14:ligatures w14:val="none"/>
-    </w:rPr>
-  </w:style>
-  <w:style w:type="paragraph" w:customStyle="1" w:styleId="EFB0B1A4C9E943F4A4C5E60DA3867DE0">
-    <w:name w:val="EFB0B1A4C9E943F4A4C5E60DA3867DE0"/>
-    <w:rsid w:val="00395C07"/>
-    <w:pPr>
-      <w:spacing w:after="160" w:line="259" w:lineRule="auto"/>
-    </w:pPr>
-    <w:rPr>
-      <w:kern w:val="0"/>
-      <w:sz w:val="22"/>
-      <w:szCs w:val="22"/>
-      <w:lang w:val="en-AU" w:eastAsia="en-AU"/>
-      <w14:ligatures w14:val="none"/>
-    </w:rPr>
-  </w:style>
-  <w:style w:type="paragraph" w:customStyle="1" w:styleId="5C668C5F29E246B5BDCA9EAD98C5DC45">
-    <w:name w:val="5C668C5F29E246B5BDCA9EAD98C5DC45"/>
-    <w:rsid w:val="00395C07"/>
-    <w:pPr>
-      <w:spacing w:after="160" w:line="259" w:lineRule="auto"/>
-    </w:pPr>
-    <w:rPr>
-      <w:kern w:val="0"/>
-      <w:sz w:val="22"/>
-      <w:szCs w:val="22"/>
-      <w:lang w:val="en-AU" w:eastAsia="en-AU"/>
-      <w14:ligatures w14:val="none"/>
-    </w:rPr>
-  </w:style>
-  <w:style w:type="paragraph" w:customStyle="1" w:styleId="BB1281B75280425BB3A0EBCE6F0ABE57">
-    <w:name w:val="BB1281B75280425BB3A0EBCE6F0ABE57"/>
-    <w:rsid w:val="00395C07"/>
-    <w:pPr>
-      <w:spacing w:after="160" w:line="259" w:lineRule="auto"/>
-    </w:pPr>
-    <w:rPr>
-      <w:kern w:val="0"/>
-      <w:sz w:val="22"/>
-      <w:szCs w:val="22"/>
-      <w:lang w:val="en-AU" w:eastAsia="en-AU"/>
-      <w14:ligatures w14:val="none"/>
-    </w:rPr>
-  </w:style>
-  <w:style w:type="paragraph" w:customStyle="1" w:styleId="ECA3D7DC3A864C50AF49BA72939FD351">
-    <w:name w:val="ECA3D7DC3A864C50AF49BA72939FD351"/>
-    <w:rsid w:val="00395C07"/>
-    <w:pPr>
-      <w:spacing w:after="160" w:line="259" w:lineRule="auto"/>
-    </w:pPr>
-    <w:rPr>
-      <w:kern w:val="0"/>
-      <w:sz w:val="22"/>
-      <w:szCs w:val="22"/>
-      <w:lang w:val="en-AU" w:eastAsia="en-AU"/>
-      <w14:ligatures w14:val="none"/>
-    </w:rPr>
-  </w:style>
-  <w:style w:type="paragraph" w:customStyle="1" w:styleId="8BB75B4267F243B484C39275C37F9CD5">
-    <w:name w:val="8BB75B4267F243B484C39275C37F9CD5"/>
-    <w:rsid w:val="00395C07"/>
-    <w:pPr>
-      <w:spacing w:after="160" w:line="259" w:lineRule="auto"/>
-    </w:pPr>
-    <w:rPr>
-      <w:kern w:val="0"/>
-      <w:sz w:val="22"/>
-      <w:szCs w:val="22"/>
-      <w:lang w:val="en-AU" w:eastAsia="en-AU"/>
-      <w14:ligatures w14:val="none"/>
-    </w:rPr>
-  </w:style>
-  <w:style w:type="paragraph" w:customStyle="1" w:styleId="505ACACFECBB447CAFF1C3E204F3DB24">
-    <w:name w:val="505ACACFECBB447CAFF1C3E204F3DB24"/>
-    <w:rsid w:val="00395C07"/>
-    <w:pPr>
-      <w:spacing w:after="160" w:line="259" w:lineRule="auto"/>
-    </w:pPr>
-    <w:rPr>
-      <w:kern w:val="0"/>
-      <w:sz w:val="22"/>
-      <w:szCs w:val="22"/>
-      <w:lang w:val="en-AU" w:eastAsia="en-AU"/>
-      <w14:ligatures w14:val="none"/>
-    </w:rPr>
-  </w:style>
-  <w:style w:type="paragraph" w:customStyle="1" w:styleId="1FB6F6386AE54C708829DC9759CA93EE">
-    <w:name w:val="1FB6F6386AE54C708829DC9759CA93EE"/>
-    <w:rsid w:val="00395C07"/>
-    <w:pPr>
-      <w:spacing w:after="160" w:line="259" w:lineRule="auto"/>
-    </w:pPr>
-    <w:rPr>
-      <w:kern w:val="0"/>
-      <w:sz w:val="22"/>
-      <w:szCs w:val="22"/>
-      <w:lang w:val="en-AU" w:eastAsia="en-AU"/>
-      <w14:ligatures w14:val="none"/>
-    </w:rPr>
-  </w:style>
-  <w:style w:type="paragraph" w:customStyle="1" w:styleId="00EEF67C4C4D40C788DA4514C1382F79">
-    <w:name w:val="00EEF67C4C4D40C788DA4514C1382F79"/>
-    <w:rsid w:val="00395C07"/>
-    <w:pPr>
-      <w:spacing w:after="160" w:line="259" w:lineRule="auto"/>
-    </w:pPr>
-    <w:rPr>
-      <w:kern w:val="0"/>
-      <w:sz w:val="22"/>
-      <w:szCs w:val="22"/>
-      <w:lang w:val="en-AU" w:eastAsia="en-AU"/>
-      <w14:ligatures w14:val="none"/>
-    </w:rPr>
-  </w:style>
-  <w:style w:type="paragraph" w:customStyle="1" w:styleId="A259757729E4474BB3467B8D2FFE0B0D">
-    <w:name w:val="A259757729E4474BB3467B8D2FFE0B0D"/>
-    <w:rsid w:val="00395C07"/>
-    <w:pPr>
-      <w:spacing w:after="160" w:line="259" w:lineRule="auto"/>
-    </w:pPr>
-    <w:rPr>
-      <w:kern w:val="0"/>
-      <w:sz w:val="22"/>
-      <w:szCs w:val="22"/>
-      <w:lang w:val="en-AU" w:eastAsia="en-AU"/>
-      <w14:ligatures w14:val="none"/>
-    </w:rPr>
-  </w:style>
-  <w:style w:type="paragraph" w:customStyle="1" w:styleId="A57EE8740A2042A89AED46AAEDEAB5B5">
-    <w:name w:val="A57EE8740A2042A89AED46AAEDEAB5B5"/>
-    <w:rsid w:val="00395C07"/>
-    <w:pPr>
-      <w:spacing w:after="160" w:line="259" w:lineRule="auto"/>
-    </w:pPr>
-    <w:rPr>
-      <w:kern w:val="0"/>
-      <w:sz w:val="22"/>
-      <w:szCs w:val="22"/>
-      <w:lang w:val="en-AU" w:eastAsia="en-AU"/>
-      <w14:ligatures w14:val="none"/>
-    </w:rPr>
-  </w:style>
-  <w:style w:type="paragraph" w:customStyle="1" w:styleId="FBDDF8FFD96F4A9FAB003091C5E24A5B">
-    <w:name w:val="FBDDF8FFD96F4A9FAB003091C5E24A5B"/>
-    <w:rsid w:val="00395C07"/>
-    <w:pPr>
-      <w:spacing w:after="160" w:line="259" w:lineRule="auto"/>
-    </w:pPr>
-    <w:rPr>
-      <w:kern w:val="0"/>
-      <w:sz w:val="22"/>
-      <w:szCs w:val="22"/>
-      <w:lang w:val="en-AU" w:eastAsia="en-AU"/>
-      <w14:ligatures w14:val="none"/>
-    </w:rPr>
-  </w:style>
-  <w:style w:type="paragraph" w:customStyle="1" w:styleId="E5907C84551C4BE9A1FAE134BAB9333D">
-    <w:name w:val="E5907C84551C4BE9A1FAE134BAB9333D"/>
-    <w:rsid w:val="00395C07"/>
-    <w:pPr>
-      <w:spacing w:after="160" w:line="259" w:lineRule="auto"/>
-    </w:pPr>
-    <w:rPr>
-      <w:kern w:val="0"/>
-      <w:sz w:val="22"/>
-      <w:szCs w:val="22"/>
-      <w:lang w:val="en-AU" w:eastAsia="en-AU"/>
-      <w14:ligatures w14:val="none"/>
-    </w:rPr>
-  </w:style>
-  <w:style w:type="paragraph" w:customStyle="1" w:styleId="BA053C3A45E64AC7B4E11948B5694577">
-    <w:name w:val="BA053C3A45E64AC7B4E11948B5694577"/>
-    <w:rsid w:val="00395C07"/>
-    <w:pPr>
-      <w:spacing w:after="160" w:line="259" w:lineRule="auto"/>
-    </w:pPr>
-    <w:rPr>
-      <w:kern w:val="0"/>
-      <w:sz w:val="22"/>
-      <w:szCs w:val="22"/>
-      <w:lang w:val="en-AU" w:eastAsia="en-AU"/>
-      <w14:ligatures w14:val="none"/>
-    </w:rPr>
-  </w:style>
-  <w:style w:type="paragraph" w:customStyle="1" w:styleId="5193F50D244E4219898539B043C2CEBB">
-    <w:name w:val="5193F50D244E4219898539B043C2CEBB"/>
-    <w:rsid w:val="00395C07"/>
-    <w:pPr>
-      <w:spacing w:after="160" w:line="259" w:lineRule="auto"/>
-    </w:pPr>
-    <w:rPr>
-      <w:kern w:val="0"/>
-      <w:sz w:val="22"/>
-      <w:szCs w:val="22"/>
-      <w:lang w:val="en-AU" w:eastAsia="en-AU"/>
-      <w14:ligatures w14:val="none"/>
-    </w:rPr>
-  </w:style>
-  <w:style w:type="paragraph" w:customStyle="1" w:styleId="0368EAE545CE4A1B8C9847A33E01C1F7">
-    <w:name w:val="0368EAE545CE4A1B8C9847A33E01C1F7"/>
-    <w:rsid w:val="00395C07"/>
-    <w:pPr>
-      <w:spacing w:after="160" w:line="259" w:lineRule="auto"/>
-    </w:pPr>
-    <w:rPr>
-      <w:kern w:val="0"/>
-      <w:sz w:val="22"/>
-      <w:szCs w:val="22"/>
-      <w:lang w:val="en-AU" w:eastAsia="en-AU"/>
-      <w14:ligatures w14:val="none"/>
-    </w:rPr>
-  </w:style>
-  <w:style w:type="paragraph" w:customStyle="1" w:styleId="C2542E486FEC473CA7EDFEC3B9D8F7F9">
-    <w:name w:val="C2542E486FEC473CA7EDFEC3B9D8F7F9"/>
-    <w:rsid w:val="00395C07"/>
-    <w:pPr>
-      <w:spacing w:after="160" w:line="259" w:lineRule="auto"/>
-    </w:pPr>
-    <w:rPr>
-      <w:kern w:val="0"/>
-      <w:sz w:val="22"/>
-      <w:szCs w:val="22"/>
-      <w:lang w:val="en-AU" w:eastAsia="en-AU"/>
-      <w14:ligatures w14:val="none"/>
-    </w:rPr>
-  </w:style>
-  <w:style w:type="paragraph" w:customStyle="1" w:styleId="9F7BCBD72CAC47AF98107734C04949DF">
-    <w:name w:val="9F7BCBD72CAC47AF98107734C04949DF"/>
-    <w:rsid w:val="00395C07"/>
-    <w:pPr>
-      <w:spacing w:after="160" w:line="259" w:lineRule="auto"/>
-    </w:pPr>
-    <w:rPr>
-      <w:kern w:val="0"/>
-      <w:sz w:val="22"/>
-      <w:szCs w:val="22"/>
-      <w:lang w:val="en-AU" w:eastAsia="en-AU"/>
-      <w14:ligatures w14:val="none"/>
-    </w:rPr>
-  </w:style>
-  <w:style w:type="paragraph" w:customStyle="1" w:styleId="49E2C04B940B408B985A02DE5202C05C">
-    <w:name w:val="49E2C04B940B408B985A02DE5202C05C"/>
-    <w:rsid w:val="00395C07"/>
-    <w:pPr>
-      <w:spacing w:after="160" w:line="259" w:lineRule="auto"/>
-    </w:pPr>
-    <w:rPr>
-      <w:kern w:val="0"/>
-      <w:sz w:val="22"/>
-      <w:szCs w:val="22"/>
-      <w:lang w:val="en-AU" w:eastAsia="en-AU"/>
-      <w14:ligatures w14:val="none"/>
-    </w:rPr>
-  </w:style>
-  <w:style w:type="paragraph" w:customStyle="1" w:styleId="A170030D873E4BE88E5A1A0AABFD0BED">
-    <w:name w:val="A170030D873E4BE88E5A1A0AABFD0BED"/>
-    <w:rsid w:val="00395C07"/>
-    <w:pPr>
-      <w:spacing w:after="160" w:line="259" w:lineRule="auto"/>
-    </w:pPr>
-    <w:rPr>
-      <w:kern w:val="0"/>
-      <w:sz w:val="22"/>
-      <w:szCs w:val="22"/>
-      <w:lang w:val="en-AU" w:eastAsia="en-AU"/>
-      <w14:ligatures w14:val="none"/>
-    </w:rPr>
-  </w:style>
-  <w:style w:type="paragraph" w:customStyle="1" w:styleId="F3D2CB190B7D4553B413147AF4CBAF1C">
-    <w:name w:val="F3D2CB190B7D4553B413147AF4CBAF1C"/>
-    <w:rsid w:val="00395C07"/>
-    <w:pPr>
-      <w:spacing w:after="160" w:line="259" w:lineRule="auto"/>
-    </w:pPr>
-    <w:rPr>
-      <w:kern w:val="0"/>
-      <w:sz w:val="22"/>
-      <w:szCs w:val="22"/>
-      <w:lang w:val="en-AU" w:eastAsia="en-AU"/>
-      <w14:ligatures w14:val="none"/>
-    </w:rPr>
-  </w:style>
-  <w:style w:type="paragraph" w:customStyle="1" w:styleId="8AD93A2462AD475B94B7A5AE88956107">
-    <w:name w:val="8AD93A2462AD475B94B7A5AE88956107"/>
-    <w:rsid w:val="00395C07"/>
-    <w:pPr>
-      <w:spacing w:after="160" w:line="259" w:lineRule="auto"/>
-    </w:pPr>
-    <w:rPr>
-      <w:kern w:val="0"/>
-      <w:sz w:val="22"/>
-      <w:szCs w:val="22"/>
-      <w:lang w:val="en-AU" w:eastAsia="en-AU"/>
-      <w14:ligatures w14:val="none"/>
-    </w:rPr>
-  </w:style>
-  <w:style w:type="paragraph" w:customStyle="1" w:styleId="2D526817FB4143F4BDF3CFDB327EFF8F">
-    <w:name w:val="2D526817FB4143F4BDF3CFDB327EFF8F"/>
-    <w:rsid w:val="00395C07"/>
-    <w:pPr>
-      <w:spacing w:after="160" w:line="259" w:lineRule="auto"/>
-    </w:pPr>
-    <w:rPr>
-      <w:kern w:val="0"/>
-      <w:sz w:val="22"/>
-      <w:szCs w:val="22"/>
-      <w:lang w:val="en-AU" w:eastAsia="en-AU"/>
-      <w14:ligatures w14:val="none"/>
-    </w:rPr>
-  </w:style>
-  <w:style w:type="paragraph" w:customStyle="1" w:styleId="3A24C43D403143C1A1909F8B62D1AED1">
-    <w:name w:val="3A24C43D403143C1A1909F8B62D1AED1"/>
-    <w:rsid w:val="00395C07"/>
-    <w:pPr>
-      <w:spacing w:after="160" w:line="259" w:lineRule="auto"/>
-    </w:pPr>
-    <w:rPr>
-      <w:kern w:val="0"/>
-      <w:sz w:val="22"/>
-      <w:szCs w:val="22"/>
-      <w:lang w:val="en-AU" w:eastAsia="en-AU"/>
-      <w14:ligatures w14:val="none"/>
-    </w:rPr>
-  </w:style>
-  <w:style w:type="paragraph" w:customStyle="1" w:styleId="33EAA70D879447FCA3BC1A813B7010DA">
-    <w:name w:val="33EAA70D879447FCA3BC1A813B7010DA"/>
-    <w:rsid w:val="00395C07"/>
-    <w:pPr>
-      <w:spacing w:after="160" w:line="259" w:lineRule="auto"/>
-    </w:pPr>
-    <w:rPr>
-      <w:kern w:val="0"/>
-      <w:sz w:val="22"/>
-      <w:szCs w:val="22"/>
-      <w:lang w:val="en-AU" w:eastAsia="en-AU"/>
-      <w14:ligatures w14:val="none"/>
-    </w:rPr>
-  </w:style>
-  <w:style w:type="paragraph" w:customStyle="1" w:styleId="E02CC4BF1899491DB2D1D57476F39DEC">
-    <w:name w:val="E02CC4BF1899491DB2D1D57476F39DEC"/>
-    <w:rsid w:val="00395C07"/>
-    <w:pPr>
-      <w:spacing w:after="160" w:line="259" w:lineRule="auto"/>
-    </w:pPr>
-    <w:rPr>
-      <w:kern w:val="0"/>
-      <w:sz w:val="22"/>
-      <w:szCs w:val="22"/>
-      <w:lang w:val="en-AU" w:eastAsia="en-AU"/>
-      <w14:ligatures w14:val="none"/>
-    </w:rPr>
-  </w:style>
-  <w:style w:type="paragraph" w:customStyle="1" w:styleId="10E47B154776484D905F6EB706B11056">
-    <w:name w:val="10E47B154776484D905F6EB706B11056"/>
-    <w:rsid w:val="00395C07"/>
-    <w:pPr>
-      <w:spacing w:after="160" w:line="259" w:lineRule="auto"/>
-    </w:pPr>
-    <w:rPr>
-      <w:kern w:val="0"/>
-      <w:sz w:val="22"/>
-      <w:szCs w:val="22"/>
-      <w:lang w:val="en-AU" w:eastAsia="en-AU"/>
-      <w14:ligatures w14:val="none"/>
-    </w:rPr>
-  </w:style>
   <w:style w:type="character" w:styleId="PlaceholderText">
     <w:name w:val="Placeholder Text"/>
     <w:basedOn w:val="DefaultParagraphFont"/>
@@ -4112,23 +3769,6 @@
     <w:rsid w:val="007A671F"/>
     <w:rPr>
       <w:color w:val="808080"/>
-    </w:rPr>
-  </w:style>
-  <w:style w:type="paragraph" w:customStyle="1" w:styleId="174C3F71410F4D429AFDFE711255BDF41">
-    <w:name w:val="174C3F71410F4D429AFDFE711255BDF41"/>
-    <w:rsid w:val="00395C07"/>
-    <w:pPr>
-      <w:spacing w:line="240" w:lineRule="exact"/>
-    </w:pPr>
-    <w:rPr>
-      <w:rFonts w:eastAsiaTheme="minorHAnsi"/>
-      <w:b/>
-      <w:color w:val="1F4E79" w:themeColor="accent5" w:themeShade="80"/>
-      <w:spacing w:val="-2"/>
-      <w:kern w:val="0"/>
-      <w:sz w:val="20"/>
-      <w:szCs w:val="22"/>
-      <w14:ligatures w14:val="none"/>
     </w:rPr>
   </w:style>
   <w:style w:type="character" w:customStyle="1" w:styleId="Heading2Char">
@@ -4145,411 +3785,6 @@
       <w:sz w:val="20"/>
       <w:szCs w:val="26"/>
       <w14:ligatures w14:val="none"/>
-    </w:rPr>
-  </w:style>
-  <w:style w:type="paragraph" w:customStyle="1" w:styleId="E02CC4BF1899491DB2D1D57476F39DEC1">
-    <w:name w:val="E02CC4BF1899491DB2D1D57476F39DEC1"/>
-    <w:rsid w:val="00395C07"/>
-    <w:pPr>
-      <w:keepNext/>
-      <w:keepLines/>
-      <w:spacing w:before="40" w:line="280" w:lineRule="exact"/>
-      <w:outlineLvl w:val="1"/>
-    </w:pPr>
-    <w:rPr>
-      <w:rFonts w:eastAsiaTheme="majorEastAsia" w:cs="Times New Roman (Headings CS)"/>
-      <w:b/>
-      <w:color w:val="000000" w:themeColor="text1"/>
-      <w:kern w:val="0"/>
-      <w:sz w:val="20"/>
-      <w:szCs w:val="26"/>
-      <w14:ligatures w14:val="none"/>
-    </w:rPr>
-  </w:style>
-  <w:style w:type="paragraph" w:customStyle="1" w:styleId="174C3F71410F4D429AFDFE711255BDF42">
-    <w:name w:val="174C3F71410F4D429AFDFE711255BDF42"/>
-    <w:rsid w:val="00750CA8"/>
-    <w:pPr>
-      <w:spacing w:line="240" w:lineRule="exact"/>
-    </w:pPr>
-    <w:rPr>
-      <w:rFonts w:eastAsiaTheme="minorHAnsi"/>
-      <w:b/>
-      <w:color w:val="1F4E79" w:themeColor="accent5" w:themeShade="80"/>
-      <w:spacing w:val="-2"/>
-      <w:kern w:val="0"/>
-      <w:sz w:val="20"/>
-      <w:szCs w:val="22"/>
-      <w14:ligatures w14:val="none"/>
-    </w:rPr>
-  </w:style>
-  <w:style w:type="paragraph" w:customStyle="1" w:styleId="E02CC4BF1899491DB2D1D57476F39DEC2">
-    <w:name w:val="E02CC4BF1899491DB2D1D57476F39DEC2"/>
-    <w:rsid w:val="00750CA8"/>
-    <w:pPr>
-      <w:keepNext/>
-      <w:keepLines/>
-      <w:spacing w:after="60"/>
-      <w:outlineLvl w:val="1"/>
-    </w:pPr>
-    <w:rPr>
-      <w:rFonts w:eastAsiaTheme="majorEastAsia" w:cs="Times New Roman (Headings CS)"/>
-      <w:b/>
-      <w:color w:val="000000" w:themeColor="text1"/>
-      <w:kern w:val="0"/>
-      <w:sz w:val="20"/>
-      <w:szCs w:val="26"/>
-      <w14:ligatures w14:val="none"/>
-    </w:rPr>
-  </w:style>
-  <w:style w:type="paragraph" w:customStyle="1" w:styleId="174C3F71410F4D429AFDFE711255BDF43">
-    <w:name w:val="174C3F71410F4D429AFDFE711255BDF43"/>
-    <w:rsid w:val="00C021CE"/>
-    <w:pPr>
-      <w:spacing w:line="240" w:lineRule="exact"/>
-    </w:pPr>
-    <w:rPr>
-      <w:rFonts w:eastAsiaTheme="minorHAnsi"/>
-      <w:b/>
-      <w:color w:val="1F4E79" w:themeColor="accent5" w:themeShade="80"/>
-      <w:spacing w:val="-2"/>
-      <w:kern w:val="0"/>
-      <w:sz w:val="20"/>
-      <w:szCs w:val="22"/>
-      <w14:ligatures w14:val="none"/>
-    </w:rPr>
-  </w:style>
-  <w:style w:type="paragraph" w:customStyle="1" w:styleId="E02CC4BF1899491DB2D1D57476F39DEC3">
-    <w:name w:val="E02CC4BF1899491DB2D1D57476F39DEC3"/>
-    <w:rsid w:val="00C021CE"/>
-    <w:pPr>
-      <w:keepNext/>
-      <w:keepLines/>
-      <w:spacing w:after="60"/>
-      <w:outlineLvl w:val="1"/>
-    </w:pPr>
-    <w:rPr>
-      <w:rFonts w:eastAsiaTheme="majorEastAsia" w:cs="Times New Roman (Headings CS)"/>
-      <w:b/>
-      <w:color w:val="000000" w:themeColor="text1"/>
-      <w:kern w:val="0"/>
-      <w:sz w:val="20"/>
-      <w:szCs w:val="26"/>
-      <w14:ligatures w14:val="none"/>
-    </w:rPr>
-  </w:style>
-  <w:style w:type="paragraph" w:customStyle="1" w:styleId="174C3F71410F4D429AFDFE711255BDF44">
-    <w:name w:val="174C3F71410F4D429AFDFE711255BDF44"/>
-    <w:rsid w:val="0086689C"/>
-    <w:pPr>
-      <w:spacing w:line="240" w:lineRule="exact"/>
-    </w:pPr>
-    <w:rPr>
-      <w:rFonts w:eastAsiaTheme="minorHAnsi"/>
-      <w:b/>
-      <w:color w:val="1F4E79" w:themeColor="accent5" w:themeShade="80"/>
-      <w:spacing w:val="-2"/>
-      <w:kern w:val="0"/>
-      <w:sz w:val="20"/>
-      <w:szCs w:val="22"/>
-      <w14:ligatures w14:val="none"/>
-    </w:rPr>
-  </w:style>
-  <w:style w:type="paragraph" w:customStyle="1" w:styleId="E02CC4BF1899491DB2D1D57476F39DEC4">
-    <w:name w:val="E02CC4BF1899491DB2D1D57476F39DEC4"/>
-    <w:rsid w:val="0086689C"/>
-    <w:pPr>
-      <w:keepNext/>
-      <w:keepLines/>
-      <w:spacing w:after="60"/>
-      <w:outlineLvl w:val="1"/>
-    </w:pPr>
-    <w:rPr>
-      <w:rFonts w:eastAsiaTheme="majorEastAsia" w:cs="Times New Roman (Headings CS)"/>
-      <w:b/>
-      <w:color w:val="000000" w:themeColor="text1"/>
-      <w:kern w:val="0"/>
-      <w:sz w:val="20"/>
-      <w:szCs w:val="26"/>
-      <w14:ligatures w14:val="none"/>
-    </w:rPr>
-  </w:style>
-  <w:style w:type="paragraph" w:customStyle="1" w:styleId="174C3F71410F4D429AFDFE711255BDF45">
-    <w:name w:val="174C3F71410F4D429AFDFE711255BDF45"/>
-    <w:rsid w:val="007A671F"/>
-    <w:pPr>
-      <w:spacing w:line="240" w:lineRule="exact"/>
-    </w:pPr>
-    <w:rPr>
-      <w:rFonts w:eastAsiaTheme="minorHAnsi"/>
-      <w:b/>
-      <w:color w:val="1F4E79" w:themeColor="accent5" w:themeShade="80"/>
-      <w:spacing w:val="-2"/>
-      <w:kern w:val="0"/>
-      <w:sz w:val="20"/>
-      <w:szCs w:val="22"/>
-      <w14:ligatures w14:val="none"/>
-    </w:rPr>
-  </w:style>
-  <w:style w:type="paragraph" w:customStyle="1" w:styleId="E02CC4BF1899491DB2D1D57476F39DEC5">
-    <w:name w:val="E02CC4BF1899491DB2D1D57476F39DEC5"/>
-    <w:rsid w:val="007A671F"/>
-    <w:pPr>
-      <w:keepNext/>
-      <w:keepLines/>
-      <w:spacing w:after="60"/>
-      <w:outlineLvl w:val="1"/>
-    </w:pPr>
-    <w:rPr>
-      <w:rFonts w:eastAsiaTheme="majorEastAsia" w:cs="Times New Roman (Headings CS)"/>
-      <w:b/>
-      <w:color w:val="000000" w:themeColor="text1"/>
-      <w:kern w:val="0"/>
-      <w:sz w:val="20"/>
-      <w:szCs w:val="26"/>
-      <w14:ligatures w14:val="none"/>
-    </w:rPr>
-  </w:style>
-  <w:style w:type="paragraph" w:customStyle="1" w:styleId="670D02E970AD4B4A964E47947F03B355">
-    <w:name w:val="670D02E970AD4B4A964E47947F03B355"/>
-    <w:rsid w:val="007A671F"/>
-    <w:pPr>
-      <w:spacing w:after="160" w:line="259" w:lineRule="auto"/>
-    </w:pPr>
-    <w:rPr>
-      <w:sz w:val="22"/>
-      <w:szCs w:val="22"/>
-    </w:rPr>
-  </w:style>
-  <w:style w:type="paragraph" w:customStyle="1" w:styleId="9604E12A5F624CCD8E53C42D3B3928A5">
-    <w:name w:val="9604E12A5F624CCD8E53C42D3B3928A5"/>
-    <w:rsid w:val="007A671F"/>
-    <w:pPr>
-      <w:spacing w:after="160" w:line="259" w:lineRule="auto"/>
-    </w:pPr>
-    <w:rPr>
-      <w:sz w:val="22"/>
-      <w:szCs w:val="22"/>
-    </w:rPr>
-  </w:style>
-  <w:style w:type="paragraph" w:customStyle="1" w:styleId="85EC079B77604DFE9E71738392615E66">
-    <w:name w:val="85EC079B77604DFE9E71738392615E66"/>
-    <w:rsid w:val="007A671F"/>
-    <w:pPr>
-      <w:spacing w:after="160" w:line="259" w:lineRule="auto"/>
-    </w:pPr>
-    <w:rPr>
-      <w:sz w:val="22"/>
-      <w:szCs w:val="22"/>
-    </w:rPr>
-  </w:style>
-  <w:style w:type="paragraph" w:customStyle="1" w:styleId="C20AE02C32454B49943F072F7EB31219">
-    <w:name w:val="C20AE02C32454B49943F072F7EB31219"/>
-    <w:rsid w:val="007A671F"/>
-    <w:pPr>
-      <w:spacing w:after="160" w:line="259" w:lineRule="auto"/>
-    </w:pPr>
-    <w:rPr>
-      <w:sz w:val="22"/>
-      <w:szCs w:val="22"/>
-    </w:rPr>
-  </w:style>
-  <w:style w:type="paragraph" w:customStyle="1" w:styleId="45001B774C80473C9B573E40DFB7BEE3">
-    <w:name w:val="45001B774C80473C9B573E40DFB7BEE3"/>
-    <w:rsid w:val="007A671F"/>
-    <w:pPr>
-      <w:spacing w:after="160" w:line="259" w:lineRule="auto"/>
-    </w:pPr>
-    <w:rPr>
-      <w:sz w:val="22"/>
-      <w:szCs w:val="22"/>
-    </w:rPr>
-  </w:style>
-  <w:style w:type="paragraph" w:customStyle="1" w:styleId="249030383890425F8E7ACB9076B85EA5">
-    <w:name w:val="249030383890425F8E7ACB9076B85EA5"/>
-    <w:rsid w:val="007A671F"/>
-    <w:pPr>
-      <w:spacing w:after="160" w:line="259" w:lineRule="auto"/>
-    </w:pPr>
-    <w:rPr>
-      <w:sz w:val="22"/>
-      <w:szCs w:val="22"/>
-    </w:rPr>
-  </w:style>
-  <w:style w:type="paragraph" w:customStyle="1" w:styleId="3763A9335BCC4347B2A873E91D0A9653">
-    <w:name w:val="3763A9335BCC4347B2A873E91D0A9653"/>
-    <w:rsid w:val="007A671F"/>
-    <w:pPr>
-      <w:spacing w:after="160" w:line="259" w:lineRule="auto"/>
-    </w:pPr>
-    <w:rPr>
-      <w:sz w:val="22"/>
-      <w:szCs w:val="22"/>
-    </w:rPr>
-  </w:style>
-  <w:style w:type="paragraph" w:customStyle="1" w:styleId="FB6CE02E48B64FF7AA90244C15177F3C">
-    <w:name w:val="FB6CE02E48B64FF7AA90244C15177F3C"/>
-    <w:rsid w:val="007A671F"/>
-    <w:pPr>
-      <w:spacing w:after="160" w:line="259" w:lineRule="auto"/>
-    </w:pPr>
-    <w:rPr>
-      <w:sz w:val="22"/>
-      <w:szCs w:val="22"/>
-    </w:rPr>
-  </w:style>
-  <w:style w:type="paragraph" w:customStyle="1" w:styleId="890824849FE9471D95D39D7D5F93CD4C">
-    <w:name w:val="890824849FE9471D95D39D7D5F93CD4C"/>
-    <w:rsid w:val="007A671F"/>
-    <w:pPr>
-      <w:spacing w:after="160" w:line="259" w:lineRule="auto"/>
-    </w:pPr>
-    <w:rPr>
-      <w:sz w:val="22"/>
-      <w:szCs w:val="22"/>
-    </w:rPr>
-  </w:style>
-  <w:style w:type="paragraph" w:customStyle="1" w:styleId="78B05DE814DC4690AB46E8273D3206CA">
-    <w:name w:val="78B05DE814DC4690AB46E8273D3206CA"/>
-    <w:rsid w:val="007A671F"/>
-    <w:pPr>
-      <w:spacing w:after="160" w:line="259" w:lineRule="auto"/>
-    </w:pPr>
-    <w:rPr>
-      <w:sz w:val="22"/>
-      <w:szCs w:val="22"/>
-    </w:rPr>
-  </w:style>
-  <w:style w:type="paragraph" w:customStyle="1" w:styleId="9D74B366E54F47A4BD7E117485114F9C">
-    <w:name w:val="9D74B366E54F47A4BD7E117485114F9C"/>
-    <w:rsid w:val="007A671F"/>
-    <w:pPr>
-      <w:spacing w:after="160" w:line="259" w:lineRule="auto"/>
-    </w:pPr>
-    <w:rPr>
-      <w:sz w:val="22"/>
-      <w:szCs w:val="22"/>
-    </w:rPr>
-  </w:style>
-  <w:style w:type="paragraph" w:customStyle="1" w:styleId="1C4FDC8E98904AE18B2A98A74F1D68AA">
-    <w:name w:val="1C4FDC8E98904AE18B2A98A74F1D68AA"/>
-    <w:rsid w:val="007A671F"/>
-    <w:pPr>
-      <w:spacing w:after="160" w:line="259" w:lineRule="auto"/>
-    </w:pPr>
-    <w:rPr>
-      <w:sz w:val="22"/>
-      <w:szCs w:val="22"/>
-    </w:rPr>
-  </w:style>
-  <w:style w:type="paragraph" w:customStyle="1" w:styleId="0A356E37214F461E8CA12C616EEDD3D2">
-    <w:name w:val="0A356E37214F461E8CA12C616EEDD3D2"/>
-    <w:rsid w:val="007A671F"/>
-    <w:pPr>
-      <w:spacing w:after="160" w:line="259" w:lineRule="auto"/>
-    </w:pPr>
-    <w:rPr>
-      <w:sz w:val="22"/>
-      <w:szCs w:val="22"/>
-    </w:rPr>
-  </w:style>
-  <w:style w:type="paragraph" w:customStyle="1" w:styleId="28602AD5339C46D7B12F8A2331230348">
-    <w:name w:val="28602AD5339C46D7B12F8A2331230348"/>
-    <w:rsid w:val="007A671F"/>
-    <w:pPr>
-      <w:spacing w:after="160" w:line="259" w:lineRule="auto"/>
-    </w:pPr>
-    <w:rPr>
-      <w:sz w:val="22"/>
-      <w:szCs w:val="22"/>
-    </w:rPr>
-  </w:style>
-  <w:style w:type="paragraph" w:customStyle="1" w:styleId="B87B784981334CFEAC77A38EA3D6CE45">
-    <w:name w:val="B87B784981334CFEAC77A38EA3D6CE45"/>
-    <w:rsid w:val="007A671F"/>
-    <w:pPr>
-      <w:spacing w:after="160" w:line="259" w:lineRule="auto"/>
-    </w:pPr>
-    <w:rPr>
-      <w:sz w:val="22"/>
-      <w:szCs w:val="22"/>
-    </w:rPr>
-  </w:style>
-  <w:style w:type="paragraph" w:customStyle="1" w:styleId="487454C878D24DEBB3750E0633C55333">
-    <w:name w:val="487454C878D24DEBB3750E0633C55333"/>
-    <w:rsid w:val="007A671F"/>
-    <w:pPr>
-      <w:spacing w:after="160" w:line="259" w:lineRule="auto"/>
-    </w:pPr>
-    <w:rPr>
-      <w:sz w:val="22"/>
-      <w:szCs w:val="22"/>
-    </w:rPr>
-  </w:style>
-  <w:style w:type="paragraph" w:customStyle="1" w:styleId="298C137D600945F4830538769D7AD272">
-    <w:name w:val="298C137D600945F4830538769D7AD272"/>
-    <w:rsid w:val="007A671F"/>
-    <w:pPr>
-      <w:spacing w:after="160" w:line="259" w:lineRule="auto"/>
-    </w:pPr>
-    <w:rPr>
-      <w:sz w:val="22"/>
-      <w:szCs w:val="22"/>
-    </w:rPr>
-  </w:style>
-  <w:style w:type="paragraph" w:customStyle="1" w:styleId="2CA0F64B9337440BA9589074678DE6D3">
-    <w:name w:val="2CA0F64B9337440BA9589074678DE6D3"/>
-    <w:rsid w:val="007A671F"/>
-    <w:pPr>
-      <w:spacing w:after="160" w:line="259" w:lineRule="auto"/>
-    </w:pPr>
-    <w:rPr>
-      <w:sz w:val="22"/>
-      <w:szCs w:val="22"/>
-    </w:rPr>
-  </w:style>
-  <w:style w:type="paragraph" w:customStyle="1" w:styleId="FC14B37520754ECD9B3A69455CB0B166">
-    <w:name w:val="FC14B37520754ECD9B3A69455CB0B166"/>
-    <w:rsid w:val="007A671F"/>
-    <w:pPr>
-      <w:spacing w:after="160" w:line="259" w:lineRule="auto"/>
-    </w:pPr>
-    <w:rPr>
-      <w:sz w:val="22"/>
-      <w:szCs w:val="22"/>
-    </w:rPr>
-  </w:style>
-  <w:style w:type="paragraph" w:customStyle="1" w:styleId="7A615B29E04D4A909A40EC88DDFC8680">
-    <w:name w:val="7A615B29E04D4A909A40EC88DDFC8680"/>
-    <w:rsid w:val="007A671F"/>
-    <w:pPr>
-      <w:spacing w:after="160" w:line="259" w:lineRule="auto"/>
-    </w:pPr>
-    <w:rPr>
-      <w:sz w:val="22"/>
-      <w:szCs w:val="22"/>
-    </w:rPr>
-  </w:style>
-  <w:style w:type="paragraph" w:customStyle="1" w:styleId="DABB8787FA654915B8E29E15FB690723">
-    <w:name w:val="DABB8787FA654915B8E29E15FB690723"/>
-    <w:rsid w:val="007A671F"/>
-    <w:pPr>
-      <w:spacing w:after="160" w:line="259" w:lineRule="auto"/>
-    </w:pPr>
-    <w:rPr>
-      <w:sz w:val="22"/>
-      <w:szCs w:val="22"/>
-    </w:rPr>
-  </w:style>
-  <w:style w:type="paragraph" w:customStyle="1" w:styleId="013FC0FDB37C41F0A93617222583D696">
-    <w:name w:val="013FC0FDB37C41F0A93617222583D696"/>
-    <w:rsid w:val="007A671F"/>
-    <w:pPr>
-      <w:spacing w:after="160" w:line="259" w:lineRule="auto"/>
-    </w:pPr>
-    <w:rPr>
-      <w:sz w:val="22"/>
-      <w:szCs w:val="22"/>
     </w:rPr>
   </w:style>
 </w:styles>
@@ -4824,6 +4059,35 @@
 </file>
 
 <file path=customXml/item1.xml><?xml version="1.0" encoding="utf-8"?>
+<p:properties xmlns:p="http://schemas.microsoft.com/office/2006/metadata/properties" xmlns:xsi="http://www.w3.org/2001/XMLSchema-instance" xmlns:pc="http://schemas.microsoft.com/office/infopath/2007/PartnerControls">
+  <documentManagement>
+    <_ip_UnifiedCompliancePolicyUIAction xmlns="http://schemas.microsoft.com/sharepoint/v3" xsi:nil="true"/>
+    <Image xmlns="71af3243-3dd4-4a8d-8c0d-dd76da1f02a5">
+      <Url xsi:nil="true"/>
+      <Description xsi:nil="true"/>
+    </Image>
+    <Status xmlns="71af3243-3dd4-4a8d-8c0d-dd76da1f02a5">Not started</Status>
+    <Background xmlns="71af3243-3dd4-4a8d-8c0d-dd76da1f02a5">false</Background>
+    <_ip_UnifiedCompliancePolicyProperties xmlns="http://schemas.microsoft.com/sharepoint/v3" xsi:nil="true"/>
+    <ImageTagsTaxHTField xmlns="71af3243-3dd4-4a8d-8c0d-dd76da1f02a5">
+      <Terms xmlns="http://schemas.microsoft.com/office/infopath/2007/PartnerControls"/>
+    </ImageTagsTaxHTField>
+    <TaxCatchAll xmlns="230e9df3-be65-4c73-a93b-d1236ebd677e" xsi:nil="true"/>
+    <MediaServiceKeyPoints xmlns="71af3243-3dd4-4a8d-8c0d-dd76da1f02a5" xsi:nil="true"/>
+  </documentManagement>
+</p:properties>
+</file>
+
+<file path=customXml/item2.xml><?xml version="1.0" encoding="utf-8"?>
+<?mso-contentType ?>
+<FormTemplates xmlns="http://schemas.microsoft.com/sharepoint/v3/contenttype/forms">
+  <Display>DocumentLibraryForm</Display>
+  <Edit>DocumentLibraryForm</Edit>
+  <New>DocumentLibraryForm</New>
+</FormTemplates>
+</file>
+
+<file path=customXml/item3.xml><?xml version="1.0" encoding="utf-8"?>
 <ct:contentTypeSchema xmlns:ct="http://schemas.microsoft.com/office/2006/metadata/contentType" xmlns:ma="http://schemas.microsoft.com/office/2006/metadata/properties/metaAttributes" ct:_="" ma:_="" ma:contentTypeName="Document" ma:contentTypeID="0x01010079F111ED35F8CC479449609E8A0923A6" ma:contentTypeVersion="28" ma:contentTypeDescription="Create a new document." ma:contentTypeScope="" ma:versionID="60f5a4f2d2b0abadcf532d48ebf9cb71">
   <xsd:schema xmlns:xsd="http://www.w3.org/2001/XMLSchema" xmlns:xs="http://www.w3.org/2001/XMLSchema" xmlns:p="http://schemas.microsoft.com/office/2006/metadata/properties" xmlns:ns1="http://schemas.microsoft.com/sharepoint/v3" xmlns:ns2="71af3243-3dd4-4a8d-8c0d-dd76da1f02a5" xmlns:ns3="16c05727-aa75-4e4a-9b5f-8a80a1165891" xmlns:ns4="230e9df3-be65-4c73-a93b-d1236ebd677e" targetNamespace="http://schemas.microsoft.com/office/2006/metadata/properties" ma:root="true" ma:fieldsID="7dd78129e6a1811f84807ad11c651531" ns1:_="" ns2:_="" ns3:_="" ns4:_="">
     <xsd:import namespace="http://schemas.microsoft.com/sharepoint/v3"/>
@@ -5135,40 +4399,31 @@
 </ct:contentTypeSchema>
 </file>
 
-<file path=customXml/item2.xml><?xml version="1.0" encoding="utf-8"?>
-<?mso-contentType ?>
-<FormTemplates xmlns="http://schemas.microsoft.com/sharepoint/v3/contenttype/forms">
-  <Display>DocumentLibraryForm</Display>
-  <Edit>DocumentLibraryForm</Edit>
-  <New>DocumentLibraryForm</New>
-</FormTemplates>
-</file>
-
-<file path=customXml/item3.xml><?xml version="1.0" encoding="utf-8"?>
-<p:properties xmlns:p="http://schemas.microsoft.com/office/2006/metadata/properties" xmlns:xsi="http://www.w3.org/2001/XMLSchema-instance" xmlns:pc="http://schemas.microsoft.com/office/infopath/2007/PartnerControls">
-  <documentManagement>
-    <_ip_UnifiedCompliancePolicyUIAction xmlns="http://schemas.microsoft.com/sharepoint/v3" xsi:nil="true"/>
-    <Image xmlns="71af3243-3dd4-4a8d-8c0d-dd76da1f02a5">
-      <Url xsi:nil="true"/>
-      <Description xsi:nil="true"/>
-    </Image>
-    <Status xmlns="71af3243-3dd4-4a8d-8c0d-dd76da1f02a5">Not started</Status>
-    <Background xmlns="71af3243-3dd4-4a8d-8c0d-dd76da1f02a5">false</Background>
-    <_ip_UnifiedCompliancePolicyProperties xmlns="http://schemas.microsoft.com/sharepoint/v3" xsi:nil="true"/>
-    <ImageTagsTaxHTField xmlns="71af3243-3dd4-4a8d-8c0d-dd76da1f02a5">
-      <Terms xmlns="http://schemas.microsoft.com/office/infopath/2007/PartnerControls"/>
-    </ImageTagsTaxHTField>
-    <TaxCatchAll xmlns="230e9df3-be65-4c73-a93b-d1236ebd677e" xsi:nil="true"/>
-    <MediaServiceKeyPoints xmlns="71af3243-3dd4-4a8d-8c0d-dd76da1f02a5" xsi:nil="true"/>
-  </documentManagement>
-</p:properties>
-</file>
-
 <file path=customXml/item4.xml><?xml version="1.0" encoding="utf-8"?>
 <b:Sources xmlns:b="http://schemas.openxmlformats.org/officeDocument/2006/bibliography" xmlns="http://schemas.openxmlformats.org/officeDocument/2006/bibliography" SelectedStyle="\APASixthEditionOfficeOnline.xsl" StyleName="APA" Version="6"/>
 </file>
 
 <file path=customXml/itemProps1.xml><?xml version="1.0" encoding="utf-8"?>
+<ds:datastoreItem xmlns:ds="http://schemas.openxmlformats.org/officeDocument/2006/customXml" ds:itemID="{1CEEC261-E1A8-44C9-86EB-9B713B37503F}">
+  <ds:schemaRefs>
+    <ds:schemaRef ds:uri="http://schemas.microsoft.com/office/2006/metadata/properties"/>
+    <ds:schemaRef ds:uri="http://schemas.microsoft.com/office/infopath/2007/PartnerControls"/>
+    <ds:schemaRef ds:uri="http://schemas.microsoft.com/sharepoint/v3"/>
+    <ds:schemaRef ds:uri="71af3243-3dd4-4a8d-8c0d-dd76da1f02a5"/>
+    <ds:schemaRef ds:uri="230e9df3-be65-4c73-a93b-d1236ebd677e"/>
+  </ds:schemaRefs>
+</ds:datastoreItem>
+</file>
+
+<file path=customXml/itemProps2.xml><?xml version="1.0" encoding="utf-8"?>
+<ds:datastoreItem xmlns:ds="http://schemas.openxmlformats.org/officeDocument/2006/customXml" ds:itemID="{25DC269C-E6BD-4588-8075-DB6EF8D60A02}">
+  <ds:schemaRefs>
+    <ds:schemaRef ds:uri="http://schemas.microsoft.com/sharepoint/v3/contenttype/forms"/>
+  </ds:schemaRefs>
+</ds:datastoreItem>
+</file>
+
+<file path=customXml/itemProps3.xml><?xml version="1.0" encoding="utf-8"?>
 <ds:datastoreItem xmlns:ds="http://schemas.openxmlformats.org/officeDocument/2006/customXml" ds:itemID="{C5A94A14-7132-4C09-B4AF-FEF146EA1357}">
   <ds:schemaRefs>
     <ds:schemaRef ds:uri="http://schemas.microsoft.com/office/2006/metadata/contentType"/>
@@ -5189,26 +4444,6 @@
 </ds:datastoreItem>
 </file>
 
-<file path=customXml/itemProps2.xml><?xml version="1.0" encoding="utf-8"?>
-<ds:datastoreItem xmlns:ds="http://schemas.openxmlformats.org/officeDocument/2006/customXml" ds:itemID="{25DC269C-E6BD-4588-8075-DB6EF8D60A02}">
-  <ds:schemaRefs>
-    <ds:schemaRef ds:uri="http://schemas.microsoft.com/sharepoint/v3/contenttype/forms"/>
-  </ds:schemaRefs>
-</ds:datastoreItem>
-</file>
-
-<file path=customXml/itemProps3.xml><?xml version="1.0" encoding="utf-8"?>
-<ds:datastoreItem xmlns:ds="http://schemas.openxmlformats.org/officeDocument/2006/customXml" ds:itemID="{1CEEC261-E1A8-44C9-86EB-9B713B37503F}">
-  <ds:schemaRefs>
-    <ds:schemaRef ds:uri="http://schemas.microsoft.com/office/2006/metadata/properties"/>
-    <ds:schemaRef ds:uri="http://schemas.microsoft.com/office/infopath/2007/PartnerControls"/>
-    <ds:schemaRef ds:uri="http://schemas.microsoft.com/sharepoint/v3"/>
-    <ds:schemaRef ds:uri="71af3243-3dd4-4a8d-8c0d-dd76da1f02a5"/>
-    <ds:schemaRef ds:uri="230e9df3-be65-4c73-a93b-d1236ebd677e"/>
-  </ds:schemaRefs>
-</ds:datastoreItem>
-</file>
-
 <file path=customXml/itemProps4.xml><?xml version="1.0" encoding="utf-8"?>
 <ds:datastoreItem xmlns:ds="http://schemas.openxmlformats.org/officeDocument/2006/customXml" ds:itemID="{3DCEFAA7-B7EB-463D-8025-3B69650F618B}">
   <ds:schemaRefs>
